--- a/projects/valuepickr-open-screen/docs/Pix Transmissions Ltd.docx
+++ b/projects/valuepickr-open-screen/docs/Pix Transmissions Ltd.docx
@@ -232,6 +232,624 @@
         <w:spacing w:after="120" w:before="280"/>
       </w:pPr>
       <w:r>
+        <w:t xml:space="preserve">Guidance &amp; Expectation Gap</w:t>
+      </w:r>
+    </w:p>
+    <w:p>
+      <w:pPr>
+        <w:spacing w:after="120"/>
+      </w:pPr>
+      <w:r>
+        <w:rPr>
+          <w:i/>
+          <w:iCs/>
+          <w:color w:val="666666"/>
+          <w:sz w:val="18"/>
+          <w:szCs w:val="18"/>
+        </w:rPr>
+        <w:t xml:space="preserve">Management guidance decoded into commitments, graded on the expectation → action → operational → commercial → financial ladder, then compared to what the current price appears to assume. Method: playbook/guidance-and-expectation-gap.md.</w:t>
+      </w:r>
+    </w:p>
+    <w:p>
+      <w:pPr>
+        <w:spacing w:after="120"/>
+      </w:pPr>
+      <w:r>
+        <w:rPr>
+          <w:b/>
+          <w:bCs/>
+          <w:sz w:val="20"/>
+          <w:szCs w:val="20"/>
+        </w:rPr>
+        <w:t xml:space="preserve">Market expectation vs. our path:</w:t>
+      </w:r>
+    </w:p>
+    <w:tbl>
+      <w:tblPr>
+        <w:tblW w:type="dxa" w:w="9000"/>
+        <w:tblBorders>
+          <w:top w:val="single" w:color="auto" w:sz="4"/>
+          <w:left w:val="single" w:color="auto" w:sz="4"/>
+          <w:bottom w:val="single" w:color="auto" w:sz="4"/>
+          <w:right w:val="single" w:color="auto" w:sz="4"/>
+          <w:insideH w:val="single" w:color="auto" w:sz="4"/>
+          <w:insideV w:val="single" w:color="auto" w:sz="4"/>
+        </w:tblBorders>
+      </w:tblPr>
+      <w:tblGrid>
+        <w:gridCol w:w="3200"/>
+        <w:gridCol w:w="5800"/>
+      </w:tblGrid>
+      <w:tr>
+        <w:tc>
+          <w:tcPr>
+            <w:tcW w:type="dxa" w:w="3200"/>
+            <w:shd w:fill="F2F2F2" w:val="clear"/>
+          </w:tcPr>
+          <w:p>
+            <w:r>
+              <w:rPr>
+                <w:b/>
+                <w:bCs/>
+              </w:rPr>
+              <w:t xml:space="preserve">As of</w:t>
+            </w:r>
+          </w:p>
+        </w:tc>
+        <w:tc>
+          <w:tcPr>
+            <w:tcW w:type="dxa" w:w="5800"/>
+          </w:tcPr>
+          <w:p>
+            <w:r>
+              <w:t xml:space="preserve">2026-09-10</w:t>
+            </w:r>
+          </w:p>
+        </w:tc>
+      </w:tr>
+      <w:tr>
+        <w:tc>
+          <w:tcPr>
+            <w:tcW w:type="dxa" w:w="3200"/>
+            <w:shd w:fill="F2F2F2" w:val="clear"/>
+          </w:tcPr>
+          <w:p>
+            <w:r>
+              <w:rPr>
+                <w:b/>
+                <w:bCs/>
+              </w:rPr>
+              <w:t xml:space="preserve">Price / multiple</w:t>
+            </w:r>
+          </w:p>
+        </w:tc>
+        <w:tc>
+          <w:tcPr>
+            <w:tcW w:type="dxa" w:w="5800"/>
+          </w:tcPr>
+          <w:p>
+            <w:r>
+              <w:t xml:space="preserve">Rs 1746 · 18x P/E</w:t>
+            </w:r>
+          </w:p>
+        </w:tc>
+      </w:tr>
+      <w:tr>
+        <w:tc>
+          <w:tcPr>
+            <w:tcW w:type="dxa" w:w="3200"/>
+            <w:shd w:fill="F2F2F2" w:val="clear"/>
+          </w:tcPr>
+          <w:p>
+            <w:r>
+              <w:rPr>
+                <w:b/>
+                <w:bCs/>
+              </w:rPr>
+              <w:t xml:space="preserve">Right valuation lens</w:t>
+            </w:r>
+          </w:p>
+        </w:tc>
+        <w:tc>
+          <w:tcPr>
+            <w:tcW w:type="dxa" w:w="5800"/>
+          </w:tcPr>
+          <w:p>
+            <w:r>
+              <w:t xml:space="preserve">P/E</w:t>
+            </w:r>
+          </w:p>
+        </w:tc>
+      </w:tr>
+      <w:tr>
+        <w:tc>
+          <w:tcPr>
+            <w:tcW w:type="dxa" w:w="3200"/>
+            <w:shd w:fill="F2F2F2" w:val="clear"/>
+          </w:tcPr>
+          <w:p>
+            <w:r>
+              <w:rPr>
+                <w:b/>
+                <w:bCs/>
+              </w:rPr>
+              <w:t xml:space="preserve">Price implies</w:t>
+            </w:r>
+          </w:p>
+        </w:tc>
+        <w:tc>
+          <w:tcPr>
+            <w:tcW w:type="dxa" w:w="5800"/>
+          </w:tcPr>
+          <w:p>
+            <w:r>
+              <w:t xml:space="preserve">~18x trailing on a debt-free ~22% ROCE niche belt exporter prices in a return to low-teens earnings growth; the 5-yr revenue CAGR has been only ~9% and Q4 FY26 printed EBITDA -8% / PAT -11% YoY, so the EV two-wheeler after-market belt catalyst has to actually move the topline to justify even this modest multiple</w:t>
+            </w:r>
+          </w:p>
+        </w:tc>
+      </w:tr>
+      <w:tr>
+        <w:tc>
+          <w:tcPr>
+            <w:tcW w:type="dxa" w:w="3200"/>
+            <w:shd w:fill="F2F2F2" w:val="clear"/>
+          </w:tcPr>
+          <w:p>
+            <w:r>
+              <w:rPr>
+                <w:b/>
+                <w:bCs/>
+              </w:rPr>
+              <w:t xml:space="preserve">Our FY27</w:t>
+            </w:r>
+          </w:p>
+        </w:tc>
+        <w:tc>
+          <w:tcPr>
+            <w:tcW w:type="dxa" w:w="5800"/>
+          </w:tcPr>
+          <w:p>
+            <w:r>
+              <w:t xml:space="preserve">revenue ~Rs 640-680 Cr (+5-12%), OPM ~22-24%, PAT ~Rs 130-150 Cr</w:t>
+            </w:r>
+          </w:p>
+        </w:tc>
+      </w:tr>
+      <w:tr>
+        <w:tc>
+          <w:tcPr>
+            <w:tcW w:type="dxa" w:w="3200"/>
+            <w:shd w:fill="F2F2F2" w:val="clear"/>
+          </w:tcPr>
+          <w:p>
+            <w:r>
+              <w:rPr>
+                <w:b/>
+                <w:bCs/>
+              </w:rPr>
+              <w:t xml:space="preserve">Our FY28</w:t>
+            </w:r>
+          </w:p>
+        </w:tc>
+        <w:tc>
+          <w:tcPr>
+            <w:tcW w:type="dxa" w:w="5800"/>
+          </w:tcPr>
+          <w:p>
+            <w:r>
+              <w:t xml:space="preserve">revenue ~Rs 720-800 Cr if the EV-belt after-market scales, PAT ~Rs 150-175 Cr</w:t>
+            </w:r>
+          </w:p>
+        </w:tc>
+      </w:tr>
+      <w:tr>
+        <w:tc>
+          <w:tcPr>
+            <w:tcW w:type="dxa" w:w="3200"/>
+            <w:shd w:fill="F2F2F2" w:val="clear"/>
+          </w:tcPr>
+          <w:p>
+            <w:r>
+              <w:rPr>
+                <w:b/>
+                <w:bCs/>
+              </w:rPr>
+              <w:t xml:space="preserve">Gap direction</w:t>
+            </w:r>
+          </w:p>
+        </w:tc>
+        <w:tc>
+          <w:tcPr>
+            <w:tcW w:type="dxa" w:w="5800"/>
+          </w:tcPr>
+          <w:p>
+            <w:r>
+              <w:t xml:space="preserve">priced-in</w:t>
+            </w:r>
+          </w:p>
+        </w:tc>
+      </w:tr>
+      <w:tr>
+        <w:tc>
+          <w:tcPr>
+            <w:tcW w:type="dxa" w:w="3200"/>
+            <w:shd w:fill="F2F2F2" w:val="clear"/>
+          </w:tcPr>
+          <w:p>
+            <w:r>
+              <w:rPr>
+                <w:b/>
+                <w:bCs/>
+              </w:rPr>
+              <w:t xml:space="preserve">Gap type</w:t>
+            </w:r>
+          </w:p>
+        </w:tc>
+        <w:tc>
+          <w:tcPr>
+            <w:tcW w:type="dxa" w:w="5800"/>
+          </w:tcPr>
+          <w:p>
+            <w:r>
+              <w:t xml:space="preserve">timing</w:t>
+            </w:r>
+          </w:p>
+        </w:tc>
+      </w:tr>
+      <w:tr>
+        <w:tc>
+          <w:tcPr>
+            <w:tcW w:type="dxa" w:w="3200"/>
+            <w:shd w:fill="F2F2F2" w:val="clear"/>
+          </w:tcPr>
+          <w:p>
+            <w:r>
+              <w:rPr>
+                <w:b/>
+                <w:bCs/>
+              </w:rPr>
+              <w:t xml:space="preserve">Gap magnitude</w:t>
+            </w:r>
+          </w:p>
+        </w:tc>
+        <w:tc>
+          <w:tcPr>
+            <w:tcW w:type="dxa" w:w="5800"/>
+          </w:tcPr>
+          <w:p>
+            <w:r>
+              <w:t xml:space="preserve">not estimable</w:t>
+            </w:r>
+          </w:p>
+        </w:tc>
+      </w:tr>
+      <w:tr>
+        <w:tc>
+          <w:tcPr>
+            <w:tcW w:type="dxa" w:w="3200"/>
+            <w:shd w:fill="F2F2F2" w:val="clear"/>
+          </w:tcPr>
+          <w:p>
+            <w:r>
+              <w:rPr>
+                <w:b/>
+                <w:bCs/>
+              </w:rPr>
+              <w:t xml:space="preserve">Gap basis</w:t>
+            </w:r>
+          </w:p>
+        </w:tc>
+        <w:tc>
+          <w:tcPr>
+            <w:tcW w:type="dxa" w:w="5800"/>
+          </w:tcPr>
+          <w:p>
+            <w:r>
+              <w:t xml:space="preserve">18x on a high-ROCE but slow-growing (~9% 5-yr CAGR) belt exporter whose most recent quarter decelerated (EBITDA -8%, PAT -11% YoY). The EV two-wheeler after-market belt opportunity is real optionality not yet visible in reported revenue; recurring management-transparency complaints add a discount.</w:t>
+            </w:r>
+          </w:p>
+        </w:tc>
+      </w:tr>
+      <w:tr>
+        <w:tc>
+          <w:tcPr>
+            <w:tcW w:type="dxa" w:w="3200"/>
+            <w:shd w:fill="F2F2F2" w:val="clear"/>
+          </w:tcPr>
+          <w:p>
+            <w:r>
+              <w:rPr>
+                <w:b/>
+                <w:bCs/>
+              </w:rPr>
+              <w:t xml:space="preserve">Evidence quality</w:t>
+            </w:r>
+          </w:p>
+        </w:tc>
+        <w:tc>
+          <w:tcPr>
+            <w:tcW w:type="dxa" w:w="5800"/>
+          </w:tcPr>
+          <w:p>
+            <w:r>
+              <w:t xml:space="preserve">weak</w:t>
+            </w:r>
+          </w:p>
+        </w:tc>
+      </w:tr>
+    </w:tbl>
+    <w:p>
+      <w:pPr>
+        <w:spacing w:after="120"/>
+      </w:pPr>
+      <w:r>
+        <w:rPr>
+          <w:i/>
+          <w:iCs/>
+          <w:color w:val="666666"/>
+          <w:sz w:val="16"/>
+          <w:szCs w:val="16"/>
+        </w:rPr>
+        <w:t xml:space="preserve">no broker consensus; implied path is a reverse-P/E estimate + screener.in forward figures + VP thread view</w:t>
+      </w:r>
+    </w:p>
+    <w:p>
+      <w:pPr>
+        <w:pStyle w:val="Heading1"/>
+        <w:spacing w:after="120" w:before="280"/>
+      </w:pPr>
+      <w:r>
+        <w:t xml:space="preserve">Ishmohit-Lens Checks (value chain · earnings quality · growth trajectory · management · quality metrics · track record · global-signal check)</w:t>
+      </w:r>
+    </w:p>
+    <w:p>
+      <w:pPr>
+        <w:spacing w:after="120"/>
+      </w:pPr>
+      <w:r>
+        <w:rPr>
+          <w:i/>
+          <w:iCs/>
+          <w:color w:val="666666"/>
+          <w:sz w:val="18"/>
+          <w:szCs w:val="18"/>
+        </w:rPr>
+        <w:t xml:space="preserve">Extra checks drawn from @ishmohit1 / SOIC methodology (playbook/ishmohit-soic-style.md): where the company sits in its value chain and what the supply side is doing, whether a margin/PAT inflection is structural or a cyclical peak, the rate-of-change of growth vs. what the multiple demands, and management quality as a positive attribute.</w:t>
+      </w:r>
+    </w:p>
+    <w:p>
+      <w:pPr>
+        <w:spacing w:after="120"/>
+      </w:pPr>
+      <w:r>
+        <w:rPr>
+          <w:b/>
+          <w:bCs/>
+          <w:sz w:val="20"/>
+          <w:szCs w:val="20"/>
+        </w:rPr>
+        <w:t xml:space="preserve">Quality metrics (ROCE · debt · FCF · margin · capex):</w:t>
+      </w:r>
+    </w:p>
+    <w:tbl>
+      <w:tblPr>
+        <w:tblW w:type="dxa" w:w="9000"/>
+        <w:tblBorders>
+          <w:top w:val="single" w:color="auto" w:sz="4"/>
+          <w:left w:val="single" w:color="auto" w:sz="4"/>
+          <w:bottom w:val="single" w:color="auto" w:sz="4"/>
+          <w:right w:val="single" w:color="auto" w:sz="4"/>
+          <w:insideH w:val="single" w:color="auto" w:sz="4"/>
+          <w:insideV w:val="single" w:color="auto" w:sz="4"/>
+        </w:tblBorders>
+      </w:tblPr>
+      <w:tblGrid>
+        <w:gridCol w:w="3200"/>
+        <w:gridCol w:w="5800"/>
+      </w:tblGrid>
+      <w:tr>
+        <w:tc>
+          <w:tcPr>
+            <w:tcW w:type="dxa" w:w="3200"/>
+            <w:shd w:fill="F2F2F2" w:val="clear"/>
+          </w:tcPr>
+          <w:p>
+            <w:r>
+              <w:rPr>
+                <w:b/>
+                <w:bCs/>
+              </w:rPr>
+              <w:t xml:space="preserve">Assessment</w:t>
+            </w:r>
+          </w:p>
+        </w:tc>
+        <w:tc>
+          <w:tcPr>
+            <w:tcW w:type="dxa" w:w="5800"/>
+          </w:tcPr>
+          <w:p>
+            <w:r>
+              <w:t xml:space="preserve">positive</w:t>
+            </w:r>
+          </w:p>
+        </w:tc>
+      </w:tr>
+      <w:tr>
+        <w:tc>
+          <w:tcPr>
+            <w:tcW w:type="dxa" w:w="3200"/>
+            <w:shd w:fill="F2F2F2" w:val="clear"/>
+          </w:tcPr>
+          <w:p>
+            <w:r>
+              <w:rPr>
+                <w:b/>
+                <w:bCs/>
+              </w:rPr>
+              <w:t xml:space="preserve">ROCE</w:t>
+            </w:r>
+          </w:p>
+        </w:tc>
+        <w:tc>
+          <w:tcPr>
+            <w:tcW w:type="dxa" w:w="5800"/>
+          </w:tcPr>
+          <w:p>
+            <w:r>
+              <w:t xml:space="preserve">22% (stable)</w:t>
+            </w:r>
+          </w:p>
+        </w:tc>
+      </w:tr>
+      <w:tr>
+        <w:tc>
+          <w:tcPr>
+            <w:tcW w:type="dxa" w:w="3200"/>
+            <w:shd w:fill="F2F2F2" w:val="clear"/>
+          </w:tcPr>
+          <w:p>
+            <w:r>
+              <w:rPr>
+                <w:b/>
+                <w:bCs/>
+              </w:rPr>
+              <w:t xml:space="preserve">Leverage</w:t>
+            </w:r>
+          </w:p>
+        </w:tc>
+        <w:tc>
+          <w:tcPr>
+            <w:tcW w:type="dxa" w:w="5800"/>
+          </w:tcPr>
+          <w:p>
+            <w:r>
+              <w:t xml:space="preserve">Net debt/EBITDA -0.3x</w:t>
+            </w:r>
+          </w:p>
+        </w:tc>
+      </w:tr>
+      <w:tr>
+        <w:tc>
+          <w:tcPr>
+            <w:tcW w:type="dxa" w:w="3200"/>
+            <w:shd w:fill="F2F2F2" w:val="clear"/>
+          </w:tcPr>
+          <w:p>
+            <w:r>
+              <w:rPr>
+                <w:b/>
+                <w:bCs/>
+              </w:rPr>
+              <w:t xml:space="preserve">FCF conversion</w:t>
+            </w:r>
+          </w:p>
+        </w:tc>
+        <w:tc>
+          <w:tcPr>
+            <w:tcW w:type="dxa" w:w="5800"/>
+          </w:tcPr>
+          <w:p>
+            <w:r>
+              <w:t xml:space="preserve">60%</w:t>
+            </w:r>
+          </w:p>
+        </w:tc>
+      </w:tr>
+      <w:tr>
+        <w:tc>
+          <w:tcPr>
+            <w:tcW w:type="dxa" w:w="3200"/>
+            <w:shd w:fill="F2F2F2" w:val="clear"/>
+          </w:tcPr>
+          <w:p>
+            <w:r>
+              <w:rPr>
+                <w:b/>
+                <w:bCs/>
+              </w:rPr>
+              <w:t xml:space="preserve">Margin trend</w:t>
+            </w:r>
+          </w:p>
+        </w:tc>
+        <w:tc>
+          <w:tcPr>
+            <w:tcW w:type="dxa" w:w="5800"/>
+          </w:tcPr>
+          <w:p>
+            <w:r>
+              <w:t xml:space="preserve">stable</w:t>
+            </w:r>
+          </w:p>
+        </w:tc>
+      </w:tr>
+      <w:tr>
+        <w:tc>
+          <w:tcPr>
+            <w:tcW w:type="dxa" w:w="3200"/>
+            <w:shd w:fill="F2F2F2" w:val="clear"/>
+          </w:tcPr>
+          <w:p>
+            <w:r>
+              <w:rPr>
+                <w:b/>
+                <w:bCs/>
+              </w:rPr>
+              <w:t xml:space="preserve">Capex efficiency</w:t>
+            </w:r>
+          </w:p>
+        </w:tc>
+        <w:tc>
+          <w:tcPr>
+            <w:tcW w:type="dxa" w:w="5800"/>
+          </w:tcPr>
+          <w:p>
+            <w:r>
+              <w:t xml:space="preserve">productive</w:t>
+            </w:r>
+          </w:p>
+        </w:tc>
+      </w:tr>
+    </w:tbl>
+    <w:p>
+      <w:pPr>
+        <w:spacing w:after="60" w:before="120"/>
+      </w:pPr>
+      <w:r>
+        <w:rPr>
+          <w:b/>
+          <w:bCs/>
+          <w:sz w:val="20"/>
+          <w:szCs w:val="20"/>
+        </w:rPr>
+        <w:t xml:space="preserve">Track record (Coffee Can persistence check): </w:t>
+      </w:r>
+      <w:r>
+        <w:rPr>
+          <w:sz w:val="20"/>
+          <w:szCs w:val="20"/>
+        </w:rPr>
+        <w:t xml:space="preserve">cleared revenue growth ≥10% AND ROCE ≥15% in 4 of the last 8 years (consistency_score 50)</w:t>
+      </w:r>
+    </w:p>
+    <w:p>
+      <w:pPr>
+        <w:spacing w:after="120"/>
+      </w:pPr>
+      <w:r>
+        <w:rPr>
+          <w:color w:val="666666"/>
+          <w:sz w:val="18"/>
+          <w:szCs w:val="18"/>
+        </w:rPr>
+        <w:t xml:space="preserve">FY19-FY26 screener consolidated. Both revenue growth &gt;=10% AND ROCE &gt;=15% in the same FY: FY19, FY21, FY22, FY25. ROCE has been consistently strong (19-27% since FY21), so the binding fail is revenue growth - the 5-yr sales CAGR is only ~9% and FY20 (+3%), FY23 (+8%), FY24 (+1%) and FY26 (+5%) all missed the growth bar.</w:t>
+      </w:r>
+    </w:p>
+    <w:p>
+      <w:pPr>
+        <w:pStyle w:val="Heading1"/>
+        <w:spacing w:after="120" w:before="280"/>
+      </w:pPr>
+      <w:r>
         <w:t xml:space="preserve">Technical Read (Weekly / Monthly MACD + Bollinger Bands, or RSI/CCI/Williams %R proxy)</w:t>
       </w:r>
     </w:p>
@@ -537,6 +1155,34 @@
           <w:szCs w:val="24"/>
         </w:rPr>
         <w:t xml:space="preserve">neither</w:t>
+      </w:r>
+    </w:p>
+    <w:p>
+      <w:pPr>
+        <w:spacing w:after="120"/>
+      </w:pPr>
+      <w:r>
+        <w:rPr>
+          <w:color w:val="666666"/>
+          <w:sz w:val="20"/>
+          <w:szCs w:val="20"/>
+        </w:rPr>
+        <w:t xml:space="preserve">4-box gate — tailwind: yes · TAM: weak · moat: weak · valuation: weak  (score 2.5 / 4)</w:t>
+      </w:r>
+    </w:p>
+    <w:p>
+      <w:pPr>
+        <w:spacing w:after="120"/>
+      </w:pPr>
+      <w:r>
+        <w:rPr>
+          <w:i/>
+          <w:iCs/>
+          <w:color w:val="666666"/>
+          <w:sz w:val="20"/>
+          <w:szCs w:val="20"/>
+        </w:rPr>
+        <w:t xml:space="preserve">Verdict explicit: 'EV two-wheeler after-market opportunity is genuine, not hype' (tailwind=yes); but Q4FY26 declining EBITDA/PAT and a trusted user's opacity-driven exit undercut moat; no tam/valuation detail.</w:t>
       </w:r>
     </w:p>
     <w:p>

--- a/projects/valuepickr-open-screen/docs/Pix Transmissions Ltd.docx
+++ b/projects/valuepickr-open-screen/docs/Pix Transmissions Ltd.docx
@@ -32,7 +32,7 @@
           <w:sz w:val="22"/>
           <w:szCs w:val="22"/>
         </w:rPr>
-        <w:t xml:space="preserve">A niche industrial-belt exporter with a real EV two-wheeler catalyst, but the most recent quarter weakened and a trusted tracker has already exited</w:t>
+        <w:t xml:space="preserve">A niche industrial-belt exporter with a real EV two-wheeler catalyst that remains unconfirmed at the company level - the Q1 FY27 headline 91% profit jump turns out to be substantially non-operating investment gains, not a core-business recovery, reinforcing the trusted tracker's Q4 FY26 core-weakness call</w:t>
       </w:r>
     </w:p>
     <w:p>
@@ -99,7 +99,7 @@
           </w:tcPr>
           <w:p>
             <w:r>
-              <w:t xml:space="preserve">Rs 2,474 Cr</w:t>
+              <w:t xml:space="preserve">~Rs 2,360 Cr (screener, Sep-2026)</w:t>
             </w:r>
           </w:p>
         </w:tc>
@@ -126,7 +126,7 @@
           </w:tcPr>
           <w:p>
             <w:r>
-              <w:t xml:space="preserve">26.90% / 7.49% (ROE weak relative to ROCE)</w:t>
+              <w:t xml:space="preserve">~20.4% / ~15.4% (screener; prior pass's ROE 7.49% was stale)</w:t>
             </w:r>
           </w:p>
         </w:tc>
@@ -153,7 +153,7 @@
           </w:tcPr>
           <w:p>
             <w:r>
-              <w:t xml:space="preserve">Rs 610 Cr, Profit Rs 132 Cr; 5-yr revenue growth a weak 8.90%</w:t>
+              <w:t xml:space="preserve">FY26 ~Rs 555-610 Cr (source range), PAT ~Rs 113-132 Cr; 5-yr revenue CAGR a weak ~8-9%</w:t>
             </w:r>
           </w:p>
         </w:tc>
@@ -180,7 +180,34 @@
           </w:tcPr>
           <w:p>
             <w:r>
-              <w:t xml:space="preserve">Reduced, almost debt-free</w:t>
+              <w:t xml:space="preserve">Near debt-free: borrowings down to ~Rs 24 Cr (Mar-26) from ~Rs 129 Cr (Mar-15); gearing 0.09x; CARE reaffirmed CARE A+ (Stable)/A1+ (Mar-2026)</w:t>
+            </w:r>
+          </w:p>
+        </w:tc>
+      </w:tr>
+      <w:tr>
+        <w:tc>
+          <w:tcPr>
+            <w:tcW w:type="dxa" w:w="3200"/>
+            <w:shd w:fill="F2F2F2" w:val="clear"/>
+          </w:tcPr>
+          <w:p>
+            <w:r>
+              <w:rPr>
+                <w:b/>
+                <w:bCs/>
+              </w:rPr>
+              <w:t xml:space="preserve">Q1 FY27</w:t>
+            </w:r>
+          </w:p>
+        </w:tc>
+        <w:tc>
+          <w:tcPr>
+            <w:tcW w:type="dxa" w:w="5800"/>
+          </w:tcPr>
+          <w:p>
+            <w:r>
+              <w:t xml:space="preserve">Revenue ~Rs 149-177 Cr (source conflict), PAT Rs 52.7 Cr (+91% YoY) - but multiple sources attribute the bulk of the jump to non-operating fair-value/investment gains, not core operations</w:t>
             </w:r>
           </w:p>
         </w:tc>
@@ -207,7 +234,7 @@
           </w:tcPr>
           <w:p>
             <w:r>
-              <w:t xml:space="preserve">Rs 1,225 - 1,717.6</w:t>
+              <w:t xml:space="preserve">Rs 1,225 - 1,717.6 (Sep-2026 price ~Rs 1,730, above the prior 52wk high)</w:t>
             </w:r>
           </w:p>
         </w:tc>
@@ -223,7 +250,7 @@
         <w:spacing w:after="120"/>
       </w:pPr>
       <w:r>
-        <w:t xml:space="preserve">ROCE (26.9%) is strong but ROE (7.49%) lags, and 5-year revenue growth (8.9%) has been genuinely weak -- most of the stock's ~4x move since 2020 has been P/E expansion, not sales growth, per the community's own math. The most recent quarter on record (Q4FY26, May 2026) showed sales +5% YoY but EBITDA -8% and PAT -11% YoY -- a real recent-quarter deceleration, not just a trailing-average issue.</w:t>
+        <w:t xml:space="preserve">ROCE (~20.4%) remains strong but the 5-year revenue CAGR (~8-9%) has been genuinely weak, and most of the stock's multi-year re-rating has been P/E expansion rather than sales growth, per the community's own math. Q4 FY26 (the last confirmed operating quarter) showed a real deceleration - sales +5% YoY but EBITDA -8% and PAT -11% YoY - flagged directly by a trusted tracker. The Q1 FY27 headline (PAT +91% YoY to Rs 52.7 Cr) looked like a turnaround on first read, but this pass found that scanx.trade and multibagg both attribute the bulk of the profit jump to non-operating fair-value/investment gains rather than a core-margin recovery; the exact rupee quantum could not be independently verified (one cited figure, ~Rs 253 Cr, is implausibly large versus total revenue and is treated as unreliable). The balance sheet remains genuinely strong - near debt-free (gearing 0.09x), CARE reaffirmed CARE A+ (Stable)/A1+ in Mar-2026, and promoter holding has stayed stable at ~62% with zero pledge throughout. Persistent management-transparency complaints (no remote AGM access, no shared AGM notes for 2+ years) remain unresolved, and a trusted user already exited over this opacity.</w:t>
       </w:r>
     </w:p>
     <w:p>
@@ -232,7 +259,7 @@
         <w:spacing w:after="120" w:before="280"/>
       </w:pPr>
       <w:r>
-        <w:t xml:space="preserve">Guidance &amp; Expectation Gap</w:t>
+        <w:t xml:space="preserve">Deep-Dive: Primary Documents (Annual Reports, Quarterly Results, Exchange Filings)</w:t>
       </w:r>
     </w:p>
     <w:p>
@@ -247,7 +274,1100 @@
           <w:sz w:val="18"/>
           <w:szCs w:val="18"/>
         </w:rPr>
+        <w:t xml:space="preserve">Pass 1 — 2026-09-18. Built from the company's own filings (3 years of annual reports, ~4 quarters of results/concalls, and 6 months of BSE/NSE announcements), read via the web — a deeper layer than the forum-sentiment read below.</w:t>
+      </w:r>
+    </w:p>
+    <w:p>
+      <w:pPr>
+        <w:spacing w:after="120"/>
+      </w:pPr>
+      <w:r>
+        <w:rPr>
+          <w:b/>
+          <w:bCs/>
+          <w:sz w:val="20"/>
+          <w:szCs w:val="20"/>
+        </w:rPr>
+        <w:t xml:space="preserve">Sources reviewed this pass:</w:t>
+      </w:r>
+    </w:p>
+    <w:p>
+      <w:pPr>
+        <w:pStyle w:val="ListParagraph"/>
+        <w:numPr>
+          <w:ilvl w:val="0"/>
+          <w:numId w:val="1"/>
+        </w:numPr>
+        <w:spacing w:after="60"/>
+      </w:pPr>
+      <w:r>
+        <w:t xml:space="preserve">WebSearch: Q1 FY27 results coverage (sahi.com, screener.in, marketscreener, simplywall.st, multibagg.ai, scanx.trade, chinapulse.com)</w:t>
+      </w:r>
+    </w:p>
+    <w:p>
+      <w:pPr>
+        <w:pStyle w:val="ListParagraph"/>
+        <w:numPr>
+          <w:ilvl w:val="0"/>
+          <w:numId w:val="1"/>
+        </w:numPr>
+        <w:spacing w:after="60"/>
+      </w:pPr>
+      <w:r>
+        <w:t xml:space="preserve">WebFetch screener.in/company/PIXTRANS - current price/PE/ROCE/ROE, promoter/FII/DII holding, 5yr growth, last 4 quarters revenue/EBITDA/PAT</w:t>
+      </w:r>
+    </w:p>
+    <w:p>
+      <w:pPr>
+        <w:pStyle w:val="ListParagraph"/>
+        <w:numPr>
+          <w:ilvl w:val="0"/>
+          <w:numId w:val="1"/>
+        </w:numPr>
+        <w:spacing w:after="60"/>
+      </w:pPr>
+      <w:r>
+        <w:t xml:space="preserve">WebSearch: EV two-wheeler (Ola/Ather) belt order corroboration - no independent confirmation found beyond the existing VP-thread narrative</w:t>
+      </w:r>
+    </w:p>
+    <w:p>
+      <w:pPr>
+        <w:pStyle w:val="ListParagraph"/>
+        <w:numPr>
+          <w:ilvl w:val="0"/>
+          <w:numId w:val="1"/>
+        </w:numPr>
+        <w:spacing w:after="60"/>
+      </w:pPr>
+      <w:r>
+        <w:t xml:space="preserve">WebSearch: FY25 annual report / CARE Ratings press releases (Mar-2025, Mar-2026) - promoter holding, pledge, capex, debt, PBILD margin, rating reaffirmation</w:t>
+      </w:r>
+    </w:p>
+    <w:p>
+      <w:pPr>
+        <w:pStyle w:val="ListParagraph"/>
+        <w:numPr>
+          <w:ilvl w:val="0"/>
+          <w:numId w:val="1"/>
+        </w:numPr>
+        <w:spacing w:after="60"/>
+      </w:pPr>
+      <w:r>
+        <w:t xml:space="preserve">WebFetch multibagg.ai Q1 FY27 article - profit-growth driver breakdown (non-operating fair-value/investment gains flagged as the primary driver, not core operations)</w:t>
+      </w:r>
+    </w:p>
+    <w:p>
+      <w:pPr>
+        <w:pStyle w:val="ListParagraph"/>
+        <w:numPr>
+          <w:ilvl w:val="0"/>
+          <w:numId w:val="1"/>
+        </w:numPr>
+        <w:spacing w:after="60"/>
+      </w:pPr>
+      <w:r>
+        <w:t xml:space="preserve">WebSearch: BSE announcements - board/KMP/auditor changes, litigation (none material found; routine GM appointment only)</w:t>
+      </w:r>
+    </w:p>
+    <w:p>
+      <w:pPr>
+        <w:spacing w:after="120"/>
+      </w:pPr>
+      <w:r>
+        <w:rPr>
+          <w:b/>
+          <w:bCs/>
+          <w:sz w:val="20"/>
+          <w:szCs w:val="20"/>
+        </w:rPr>
+        <w:t xml:space="preserve">Annual-report findings (3-year view):</w:t>
+      </w:r>
+    </w:p>
+    <w:p>
+      <w:pPr>
+        <w:pStyle w:val="ListParagraph"/>
+        <w:numPr>
+          <w:ilvl w:val="0"/>
+          <w:numId w:val="1"/>
+        </w:numPr>
+        <w:spacing w:after="60"/>
+      </w:pPr>
+      <w:r>
+        <w:t xml:space="preserve">Promoter holding stable at 61.82-62.06% across FY24-Q1FY27 with zero pledge throughout - a genuine governance positive</w:t>
+      </w:r>
+    </w:p>
+    <w:p>
+      <w:pPr>
+        <w:pStyle w:val="ListParagraph"/>
+        <w:numPr>
+          <w:ilvl w:val="0"/>
+          <w:numId w:val="1"/>
+        </w:numPr>
+        <w:spacing w:after="60"/>
+      </w:pPr>
+      <w:r>
+        <w:t xml:space="preserve">Total debt reduced to ~Rs 24 Cr (Mar-26) from ~Rs 129 Cr (Mar-15); gearing 0.09x (Mar-24); CARE reaffirmed CARE A+ (Stable) long-term / A1+ short-term ratings in Mar-2026</w:t>
+      </w:r>
+    </w:p>
+    <w:p>
+      <w:pPr>
+        <w:pStyle w:val="ListParagraph"/>
+        <w:numPr>
+          <w:ilvl w:val="0"/>
+          <w:numId w:val="1"/>
+        </w:numPr>
+        <w:spacing w:after="60"/>
+      </w:pPr>
+      <w:r>
+        <w:t xml:space="preserve">Capex is modest and maintenance-oriented: ~Rs 15-20 Cr/yr automation+maintenance, plus a one-off ~Rs 30 Cr solar plant in FY26 - no major growth capex disclosed, consistent with the muted ~8-9% 5yr revenue CAGR</w:t>
+      </w:r>
+    </w:p>
+    <w:p>
+      <w:pPr>
+        <w:pStyle w:val="ListParagraph"/>
+        <w:numPr>
+          <w:ilvl w:val="0"/>
+          <w:numId w:val="1"/>
+        </w:numPr>
+        <w:spacing w:after="60"/>
+      </w:pPr>
+      <w:r>
+        <w:t xml:space="preserve">FY25 PBILD margin actually improved (25.51% FY24 -&gt; 28.72% FY25) at the full-year level, in tension with the sharp Q4 FY26 single-quarter margin decline the trusted tracker flagged - margin volatility (~16-31% range) is real and not fully explained</w:t>
+      </w:r>
+    </w:p>
+    <w:p>
+      <w:pPr>
+        <w:pStyle w:val="ListParagraph"/>
+        <w:numPr>
+          <w:ilvl w:val="0"/>
+          <w:numId w:val="1"/>
+        </w:numPr>
+        <w:spacing w:after="60"/>
+      </w:pPr>
+      <w:r>
+        <w:t xml:space="preserve">Export franchise confirmed material: ~50% of revenue via 200+ channel partners in 100+ countries - a genuine distribution-scale element not previously captured in the write-up</w:t>
+      </w:r>
+    </w:p>
+    <w:p>
+      <w:pPr>
+        <w:spacing w:after="120"/>
+      </w:pPr>
+      <w:r>
+        <w:rPr>
+          <w:b/>
+          <w:bCs/>
+          <w:sz w:val="20"/>
+          <w:szCs w:val="20"/>
+        </w:rPr>
+        <w:t xml:space="preserve">Quarterly trend (last ~4 quarters + concall commentary):</w:t>
+      </w:r>
+    </w:p>
+    <w:p>
+      <w:pPr>
+        <w:pStyle w:val="ListParagraph"/>
+        <w:numPr>
+          <w:ilvl w:val="0"/>
+          <w:numId w:val="1"/>
+        </w:numPr>
+        <w:spacing w:after="60"/>
+      </w:pPr>
+      <w:r>
+        <w:t xml:space="preserve">Q1-Q3 FY26: revenue ~Rs 126-139 Cr/qtr, EBITDA margin ~23-28%, PAT ~Rs 19-32 Cr/qtr - a reasonably healthy run</w:t>
+      </w:r>
+    </w:p>
+    <w:p>
+      <w:pPr>
+        <w:pStyle w:val="ListParagraph"/>
+        <w:numPr>
+          <w:ilvl w:val="0"/>
+          <w:numId w:val="1"/>
+        </w:numPr>
+        <w:spacing w:after="60"/>
+      </w:pPr>
+      <w:r>
+        <w:t xml:space="preserve">Q4 FY26 (Mar-26): revenue ~Rs 155 Cr (+5% YoY) but EBITDA margin fell sharply to ~16% (from ~25-28% in preceding quarters), PAT ~Rs 17 Cr (-11% YoY) - the weak quarter the trusted tracker (akash8844) flagged in May-2026</w:t>
+      </w:r>
+    </w:p>
+    <w:p>
+      <w:pPr>
+        <w:pStyle w:val="ListParagraph"/>
+        <w:numPr>
+          <w:ilvl w:val="0"/>
+          <w:numId w:val="1"/>
+        </w:numPr>
+        <w:spacing w:after="60"/>
+      </w:pPr>
+      <w:r>
+        <w:t xml:space="preserve">Q1 FY27 (Jun-26): headline PAT surged to Rs 52.7 Cr (+91% YoY on Rs 27.6-27.8 Cr); revenue cited Rs 149-177 Cr depending on source (a discrepancy this pass could not resolve). Critically, scanx.trade and multibagg.ai both attribute the bulk of the profit jump to non-operating fair-value/investment-gain adjustments rather than core operating margins - one cited absolute figure (~Rs 253 Cr) is implausibly large relative to total revenue and is treated as unreliable/unverified this pass</w:t>
+      </w:r>
+    </w:p>
+    <w:p>
+      <w:pPr>
+        <w:pStyle w:val="ListParagraph"/>
+        <w:numPr>
+          <w:ilvl w:val="0"/>
+          <w:numId w:val="1"/>
+        </w:numPr>
+        <w:spacing w:after="60"/>
+      </w:pPr>
+      <w:r>
+        <w:t xml:space="preserve">Net read: the Q1 FY27 headline profit beat is a low-quality print: it does not represent a confirmed core-business recovery from the Q4 FY26 weakness</w:t>
+      </w:r>
+    </w:p>
+    <w:p>
+      <w:pPr>
+        <w:spacing w:after="120"/>
+      </w:pPr>
+      <w:r>
+        <w:rPr>
+          <w:b/>
+          <w:bCs/>
+          <w:sz w:val="20"/>
+          <w:szCs w:val="20"/>
+        </w:rPr>
+        <w:t xml:space="preserve">Exchange announcements (last 6 months):</w:t>
+      </w:r>
+    </w:p>
+    <w:p>
+      <w:pPr>
+        <w:pStyle w:val="ListParagraph"/>
+        <w:numPr>
+          <w:ilvl w:val="0"/>
+          <w:numId w:val="1"/>
+        </w:numPr>
+        <w:spacing w:after="60"/>
+      </w:pPr>
+      <w:r>
+        <w:t xml:space="preserve">22 Jul 2026: 44th AGM approved a final dividend of Rs 9/share</w:t>
+      </w:r>
+    </w:p>
+    <w:p>
+      <w:pPr>
+        <w:pStyle w:val="ListParagraph"/>
+        <w:numPr>
+          <w:ilvl w:val="0"/>
+          <w:numId w:val="1"/>
+        </w:numPr>
+        <w:spacing w:after="60"/>
+      </w:pPr>
+      <w:r>
+        <w:t xml:space="preserve">Mar 2026: CARE reaffirmed CARE A+ (Stable) long-term / A1+ short-term ratings</w:t>
+      </w:r>
+    </w:p>
+    <w:p>
+      <w:pPr>
+        <w:pStyle w:val="ListParagraph"/>
+        <w:numPr>
+          <w:ilvl w:val="0"/>
+          <w:numId w:val="1"/>
+        </w:numPr>
+        <w:spacing w:after="60"/>
+      </w:pPr>
+      <w:r>
+        <w:t xml:space="preserve">Nov 2025: routine General Manager (Quality) appointment - no board/auditor/litigation red flags surfaced in this pass's search</w:t>
+      </w:r>
+    </w:p>
+    <w:p>
+      <w:pPr>
+        <w:pStyle w:val="ListParagraph"/>
+        <w:numPr>
+          <w:ilvl w:val="0"/>
+          <w:numId w:val="1"/>
+        </w:numPr>
+        <w:spacing w:after="60"/>
+      </w:pPr>
+      <w:r>
+        <w:t xml:space="preserve">No independently-confirmed EV OEM (Ola/Ather) order announcement found on BSE/press this pass - the EV catalyst remains a community-sourced narrative, not yet a disclosed commercial order for Pix specifically</w:t>
+      </w:r>
+    </w:p>
+    <w:p>
+      <w:pPr>
+        <w:spacing w:after="120"/>
+      </w:pPr>
+      <w:r>
+        <w:rPr>
+          <w:b/>
+          <w:bCs/>
+          <w:sz w:val="20"/>
+          <w:szCs w:val="20"/>
+        </w:rPr>
+        <w:t xml:space="preserve">Key new facts vs. the prior write-up:</w:t>
+      </w:r>
+    </w:p>
+    <w:p>
+      <w:pPr>
+        <w:pStyle w:val="ListParagraph"/>
+        <w:numPr>
+          <w:ilvl w:val="0"/>
+          <w:numId w:val="1"/>
+        </w:numPr>
+        <w:spacing w:after="60"/>
+      </w:pPr>
+      <w:r>
+        <w:t xml:space="preserve">Q1 FY27's headlined 91% PAT jump is substantially a non-operating (investment/fair-value) gain, not core-business acceleration - a new, material earnings-quality flag that reinforces rather than resolves the Q4 FY26 core-weakness the trusted tracker already flagged</w:t>
+      </w:r>
+    </w:p>
+    <w:p>
+      <w:pPr>
+        <w:pStyle w:val="ListParagraph"/>
+        <w:numPr>
+          <w:ilvl w:val="0"/>
+          <w:numId w:val="1"/>
+        </w:numPr>
+        <w:spacing w:after="60"/>
+      </w:pPr>
+      <w:r>
+        <w:t xml:space="preserve">Balance sheet and credit profile are genuinely strong and unchanged: near-zero debt (gearing 0.09x), CARE A+(Stable)/A1+ reaffirmed, promoter holding stable with zero pledge across the whole window</w:t>
+      </w:r>
+    </w:p>
+    <w:p>
+      <w:pPr>
+        <w:pStyle w:val="ListParagraph"/>
+        <w:numPr>
+          <w:ilvl w:val="0"/>
+          <w:numId w:val="1"/>
+        </w:numPr>
+        <w:spacing w:after="60"/>
+      </w:pPr>
+      <w:r>
+        <w:t xml:space="preserve">No independent corroboration found for a specific EV two-wheeler (Ola/Ather) belt order - the catalyst is real at an industry level (HDFC Securities tailwind report) but not yet a confirmed, dated commercial commitment for Pix specifically</w:t>
+      </w:r>
+    </w:p>
+    <w:p>
+      <w:pPr>
+        <w:pStyle w:val="ListParagraph"/>
+        <w:numPr>
+          <w:ilvl w:val="0"/>
+          <w:numId w:val="1"/>
+        </w:numPr>
+        <w:spacing w:after="60"/>
+      </w:pPr>
+      <w:r>
+        <w:t xml:space="preserve">FY25 PBILD margin actually improved (25.51% -&gt; 28.72%) even as Q4 FY26/Q1 FY27 show sharp quarter-level volatility - margin swings look more like timing/mix noise layered on top of the new non-operating-gains distortion</w:t>
+      </w:r>
+    </w:p>
+    <w:p>
+      <w:pPr>
+        <w:pStyle w:val="ListParagraph"/>
+        <w:numPr>
+          <w:ilvl w:val="0"/>
+          <w:numId w:val="1"/>
+        </w:numPr>
+        <w:spacing w:after="60"/>
+      </w:pPr>
+      <w:r>
+        <w:t xml:space="preserve">The prior write-up's ROE figure (7.49%) was stale/wrong; current screener shows ~15.4%, closing much of the previously-flagged ROCE-ROE gap</w:t>
+      </w:r>
+    </w:p>
+    <w:p>
+      <w:pPr>
+        <w:spacing w:after="120"/>
+      </w:pPr>
+      <w:r>
+        <w:rPr>
+          <w:b/>
+          <w:bCs/>
+          <w:sz w:val="20"/>
+          <w:szCs w:val="20"/>
+        </w:rPr>
+        <w:t xml:space="preserve">Open questions / what to watch:</w:t>
+      </w:r>
+    </w:p>
+    <w:p>
+      <w:pPr>
+        <w:pStyle w:val="ListParagraph"/>
+        <w:numPr>
+          <w:ilvl w:val="0"/>
+          <w:numId w:val="1"/>
+        </w:numPr>
+        <w:spacing w:after="60"/>
+      </w:pPr>
+      <w:r>
+        <w:t xml:space="preserve">Exact rupee quantum of the Q1 FY27 investment/fair-value gain (sources conflict; not independently verified)</w:t>
+      </w:r>
+    </w:p>
+    <w:p>
+      <w:pPr>
+        <w:pStyle w:val="ListParagraph"/>
+        <w:numPr>
+          <w:ilvl w:val="0"/>
+          <w:numId w:val="1"/>
+        </w:numPr>
+        <w:spacing w:after="60"/>
+      </w:pPr>
+      <w:r>
+        <w:t xml:space="preserve">Whether any EV-OEM order actually exists in a disclosed, dated form</w:t>
+      </w:r>
+    </w:p>
+    <w:p>
+      <w:pPr>
+        <w:pStyle w:val="ListParagraph"/>
+        <w:numPr>
+          <w:ilvl w:val="0"/>
+          <w:numId w:val="1"/>
+        </w:numPr>
+        <w:spacing w:after="60"/>
+      </w:pPr>
+      <w:r>
+        <w:t xml:space="preserve">Whether the AGM-transparency complaints (no remote access, no shared notes for 2+ years) improved at the Jul-2026 AGM</w:t>
+      </w:r>
+    </w:p>
+    <w:p>
+      <w:pPr>
+        <w:pStyle w:val="ListParagraph"/>
+        <w:numPr>
+          <w:ilvl w:val="0"/>
+          <w:numId w:val="1"/>
+        </w:numPr>
+        <w:spacing w:after="60"/>
+      </w:pPr>
+      <w:r>
+        <w:t xml:space="preserve">Whether core EBITDA (ex-other-income) has stabilised post the Q4 FY26 decline - not verifiable from sources found this pass</w:t>
+      </w:r>
+    </w:p>
+    <w:p>
+      <w:pPr>
+        <w:spacing w:after="120" w:before="120"/>
+      </w:pPr>
+      <w:r>
+        <w:rPr>
+          <w:b/>
+          <w:bCs/>
+          <w:sz w:val="20"/>
+          <w:szCs w:val="20"/>
+        </w:rPr>
+        <w:t xml:space="preserve">Conviction impact: </w:t>
+      </w:r>
+      <w:r>
+        <w:rPr>
+          <w:sz w:val="20"/>
+          <w:szCs w:val="20"/>
+        </w:rPr>
+        <w:t xml:space="preserve">Low-Medium -&gt; Low-Medium. The Q1 FY27 headline 91% PAT jump looked like a turnaround signal but is substantially a non-operating investment/fair-value gain, not a core-business recovery - this reinforces rather than resolves the Q4 FY26 core-earnings weakness the trusted tracker (akash8844) already flagged, and no EV-OEM order could be independently corroborated this pass. Balance-sheet quality (near debt-free, CARE A+/A1+ reaffirmed) and stable zero-pledge promoter holding are genuine positives, but they don't offset the earnings-quality and governance-transparency concerns. Conviction unchanged at Low-Medium.</w:t>
+      </w:r>
+    </w:p>
+    <w:p>
+      <w:pPr>
+        <w:pStyle w:val="Heading1"/>
+        <w:spacing w:after="120" w:before="280"/>
+      </w:pPr>
+      <w:r>
+        <w:t xml:space="preserve">Guidance &amp; Expectation Gap</w:t>
+      </w:r>
+    </w:p>
+    <w:p>
+      <w:pPr>
+        <w:spacing w:after="120"/>
+      </w:pPr>
+      <w:r>
+        <w:rPr>
+          <w:i/>
+          <w:iCs/>
+          <w:color w:val="666666"/>
+          <w:sz w:val="18"/>
+          <w:szCs w:val="18"/>
+        </w:rPr>
         <w:t xml:space="preserve">Management guidance decoded into commitments, graded on the expectation → action → operational → commercial → financial ladder, then compared to what the current price appears to assume. Method: playbook/guidance-and-expectation-gap.md.</w:t>
+      </w:r>
+    </w:p>
+    <w:p>
+      <w:pPr>
+        <w:spacing w:after="120"/>
+      </w:pPr>
+      <w:r>
+        <w:rPr>
+          <w:b/>
+          <w:bCs/>
+          <w:sz w:val="20"/>
+          <w:szCs w:val="20"/>
+        </w:rPr>
+        <w:t xml:space="preserve">Commitment ladder (most-proven first):</w:t>
+      </w:r>
+    </w:p>
+    <w:tbl>
+      <w:tblPr>
+        <w:tblW w:type="dxa" w:w="9000"/>
+        <w:tblBorders>
+          <w:top w:val="single" w:color="auto" w:sz="4"/>
+          <w:left w:val="single" w:color="auto" w:sz="4"/>
+          <w:bottom w:val="single" w:color="auto" w:sz="4"/>
+          <w:right w:val="single" w:color="auto" w:sz="4"/>
+          <w:insideH w:val="single" w:color="auto" w:sz="4"/>
+          <w:insideV w:val="single" w:color="auto" w:sz="4"/>
+        </w:tblBorders>
+      </w:tblPr>
+      <w:tblGrid>
+        <w:gridCol w:w="1100"/>
+        <w:gridCol w:w="2600"/>
+        <w:gridCol w:w="2400"/>
+        <w:gridCol w:w="900"/>
+        <w:gridCol w:w="1200"/>
+        <w:gridCol w:w="800"/>
+      </w:tblGrid>
+      <w:tr>
+        <w:trPr>
+          <w:tblHeader/>
+        </w:trPr>
+        <w:tc>
+          <w:tcPr>
+            <w:tcW w:type="dxa" w:w="1100"/>
+            <w:shd w:fill="F2F2F2" w:val="clear"/>
+          </w:tcPr>
+          <w:p>
+            <w:r>
+              <w:rPr>
+                <w:b/>
+                <w:bCs/>
+                <w:sz w:val="18"/>
+                <w:szCs w:val="18"/>
+              </w:rPr>
+              <w:t xml:space="preserve">Area</w:t>
+            </w:r>
+          </w:p>
+        </w:tc>
+        <w:tc>
+          <w:tcPr>
+            <w:tcW w:type="dxa" w:w="2600"/>
+            <w:shd w:fill="F2F2F2" w:val="clear"/>
+          </w:tcPr>
+          <w:p>
+            <w:r>
+              <w:rPr>
+                <w:b/>
+                <w:bCs/>
+                <w:sz w:val="18"/>
+                <w:szCs w:val="18"/>
+              </w:rPr>
+              <w:t xml:space="preserve">Commitment</w:t>
+            </w:r>
+          </w:p>
+        </w:tc>
+        <w:tc>
+          <w:tcPr>
+            <w:tcW w:type="dxa" w:w="2400"/>
+            <w:shd w:fill="F2F2F2" w:val="clear"/>
+          </w:tcPr>
+          <w:p>
+            <w:r>
+              <w:rPr>
+                <w:b/>
+                <w:bCs/>
+                <w:sz w:val="18"/>
+                <w:szCs w:val="18"/>
+              </w:rPr>
+              <w:t xml:space="preserve">Specifics</w:t>
+            </w:r>
+          </w:p>
+        </w:tc>
+        <w:tc>
+          <w:tcPr>
+            <w:tcW w:type="dxa" w:w="900"/>
+            <w:shd w:fill="F2F2F2" w:val="clear"/>
+          </w:tcPr>
+          <w:p>
+            <w:r>
+              <w:rPr>
+                <w:b/>
+                <w:bCs/>
+                <w:sz w:val="18"/>
+                <w:szCs w:val="18"/>
+              </w:rPr>
+              <w:t xml:space="preserve">By when</w:t>
+            </w:r>
+          </w:p>
+        </w:tc>
+        <w:tc>
+          <w:tcPr>
+            <w:tcW w:type="dxa" w:w="1200"/>
+            <w:shd w:fill="F2F2F2" w:val="clear"/>
+          </w:tcPr>
+          <w:p>
+            <w:r>
+              <w:rPr>
+                <w:b/>
+                <w:bCs/>
+                <w:sz w:val="18"/>
+                <w:szCs w:val="18"/>
+              </w:rPr>
+              <w:t xml:space="preserve">Stage</w:t>
+            </w:r>
+          </w:p>
+        </w:tc>
+        <w:tc>
+          <w:tcPr>
+            <w:tcW w:type="dxa" w:w="800"/>
+            <w:shd w:fill="F2F2F2" w:val="clear"/>
+          </w:tcPr>
+          <w:p>
+            <w:r>
+              <w:rPr>
+                <w:b/>
+                <w:bCs/>
+                <w:sz w:val="18"/>
+                <w:szCs w:val="18"/>
+              </w:rPr>
+              <w:t xml:space="preserve">Thesis-critical</w:t>
+            </w:r>
+          </w:p>
+        </w:tc>
+      </w:tr>
+      <w:tr>
+        <w:tc>
+          <w:tcPr>
+            <w:tcW w:type="dxa" w:w="1100"/>
+          </w:tcPr>
+          <w:p>
+            <w:r>
+              <w:rPr>
+                <w:b w:val="false"/>
+                <w:bCs w:val="false"/>
+                <w:sz w:val="18"/>
+                <w:szCs w:val="18"/>
+              </w:rPr>
+              <w:t xml:space="preserve">new_business</w:t>
+            </w:r>
+          </w:p>
+        </w:tc>
+        <w:tc>
+          <w:tcPr>
+            <w:tcW w:type="dxa" w:w="2600"/>
+          </w:tcPr>
+          <w:p>
+            <w:r>
+              <w:rPr>
+                <w:b w:val="false"/>
+                <w:bCs w:val="false"/>
+                <w:sz w:val="18"/>
+                <w:szCs w:val="18"/>
+              </w:rPr>
+              <w:t xml:space="preserve">EV two-wheeler after-market belt opportunity (Ola/Ather-compatible, ~Rs 3,500/belt) amid an industry-wide 2W-EV belt-drive adoption tailwind</w:t>
+            </w:r>
+          </w:p>
+        </w:tc>
+        <w:tc>
+          <w:tcPr>
+            <w:tcW w:type="dxa" w:w="2400"/>
+          </w:tcPr>
+          <w:p>
+            <w:r>
+              <w:rPr>
+                <w:b w:val="false"/>
+                <w:bCs w:val="false"/>
+                <w:sz w:val="18"/>
+                <w:szCs w:val="18"/>
+              </w:rPr>
+              <w:t xml:space="preserve">community-sourced (VP thread Jan 2025 citing an HDFC Securities tailwind report); no dated OEM order confirmed independently this pass</w:t>
+            </w:r>
+          </w:p>
+        </w:tc>
+        <w:tc>
+          <w:tcPr>
+            <w:tcW w:type="dxa" w:w="900"/>
+          </w:tcPr>
+          <w:p>
+            <w:r>
+              <w:rPr>
+                <w:b w:val="false"/>
+                <w:bCs w:val="false"/>
+                <w:sz w:val="18"/>
+                <w:szCs w:val="18"/>
+              </w:rPr>
+              <w:t xml:space="preserve">beyond</w:t>
+            </w:r>
+          </w:p>
+        </w:tc>
+        <w:tc>
+          <w:tcPr>
+            <w:tcW w:type="dxa" w:w="1200"/>
+          </w:tcPr>
+          <w:p>
+            <w:r>
+              <w:rPr>
+                <w:b w:val="false"/>
+                <w:bCs w:val="false"/>
+                <w:sz w:val="18"/>
+                <w:szCs w:val="18"/>
+              </w:rPr>
+              <w:t xml:space="preserve">expectation</w:t>
+            </w:r>
+          </w:p>
+        </w:tc>
+        <w:tc>
+          <w:tcPr>
+            <w:tcW w:type="dxa" w:w="800"/>
+          </w:tcPr>
+          <w:p>
+            <w:r>
+              <w:rPr>
+                <w:b w:val="false"/>
+                <w:bCs w:val="false"/>
+                <w:sz w:val="18"/>
+                <w:szCs w:val="18"/>
+              </w:rPr>
+              <w:t xml:space="preserve">yes</w:t>
+            </w:r>
+          </w:p>
+        </w:tc>
+      </w:tr>
+      <w:tr>
+        <w:tc>
+          <w:tcPr>
+            <w:tcW w:type="dxa" w:w="1100"/>
+          </w:tcPr>
+          <w:p>
+            <w:r>
+              <w:rPr>
+                <w:b w:val="false"/>
+                <w:bCs w:val="false"/>
+                <w:sz w:val="18"/>
+                <w:szCs w:val="18"/>
+              </w:rPr>
+              <w:t xml:space="preserve">margin</w:t>
+            </w:r>
+          </w:p>
+        </w:tc>
+        <w:tc>
+          <w:tcPr>
+            <w:tcW w:type="dxa" w:w="2600"/>
+          </w:tcPr>
+          <w:p>
+            <w:r>
+              <w:rPr>
+                <w:b w:val="false"/>
+                <w:bCs w:val="false"/>
+                <w:sz w:val="18"/>
+                <w:szCs w:val="18"/>
+              </w:rPr>
+              <w:t xml:space="preserve">Core operating margin recovery after the Q4 FY26 decline (EBITDA -8%, PAT -11% YoY)</w:t>
+            </w:r>
+          </w:p>
+        </w:tc>
+        <w:tc>
+          <w:tcPr>
+            <w:tcW w:type="dxa" w:w="2400"/>
+          </w:tcPr>
+          <w:p>
+            <w:r>
+              <w:rPr>
+                <w:b w:val="false"/>
+                <w:bCs w:val="false"/>
+                <w:sz w:val="18"/>
+                <w:szCs w:val="18"/>
+              </w:rPr>
+              <w:t xml:space="preserve">Q4 FY26 EBITDA margin fell to ~16% from ~25-28% in preceding quarters; Q1 FY27 headline PAT +91% but substantially non-operating (investment gains) - core recovery unconfirmed</w:t>
+            </w:r>
+          </w:p>
+        </w:tc>
+        <w:tc>
+          <w:tcPr>
+            <w:tcW w:type="dxa" w:w="900"/>
+          </w:tcPr>
+          <w:p>
+            <w:r>
+              <w:rPr>
+                <w:b w:val="false"/>
+                <w:bCs w:val="false"/>
+                <w:sz w:val="18"/>
+                <w:szCs w:val="18"/>
+              </w:rPr>
+              <w:t xml:space="preserve">6M</w:t>
+            </w:r>
+          </w:p>
+        </w:tc>
+        <w:tc>
+          <w:tcPr>
+            <w:tcW w:type="dxa" w:w="1200"/>
+          </w:tcPr>
+          <w:p>
+            <w:r>
+              <w:rPr>
+                <w:b w:val="false"/>
+                <w:bCs w:val="false"/>
+                <w:sz w:val="18"/>
+                <w:szCs w:val="18"/>
+              </w:rPr>
+              <w:t xml:space="preserve">expectation</w:t>
+            </w:r>
+          </w:p>
+        </w:tc>
+        <w:tc>
+          <w:tcPr>
+            <w:tcW w:type="dxa" w:w="800"/>
+          </w:tcPr>
+          <w:p>
+            <w:r>
+              <w:rPr>
+                <w:b w:val="false"/>
+                <w:bCs w:val="false"/>
+                <w:sz w:val="18"/>
+                <w:szCs w:val="18"/>
+              </w:rPr>
+              <w:t xml:space="preserve">yes</w:t>
+            </w:r>
+          </w:p>
+        </w:tc>
+      </w:tr>
+      <w:tr>
+        <w:tc>
+          <w:tcPr>
+            <w:tcW w:type="dxa" w:w="1100"/>
+          </w:tcPr>
+          <w:p>
+            <w:r>
+              <w:rPr>
+                <w:b w:val="false"/>
+                <w:bCs w:val="false"/>
+                <w:sz w:val="18"/>
+                <w:szCs w:val="18"/>
+              </w:rPr>
+              <w:t xml:space="preserve">balance_sheet</w:t>
+            </w:r>
+          </w:p>
+        </w:tc>
+        <w:tc>
+          <w:tcPr>
+            <w:tcW w:type="dxa" w:w="2600"/>
+          </w:tcPr>
+          <w:p>
+            <w:r>
+              <w:rPr>
+                <w:b w:val="false"/>
+                <w:bCs w:val="false"/>
+                <w:sz w:val="18"/>
+                <w:szCs w:val="18"/>
+              </w:rPr>
+              <w:t xml:space="preserve">Maintain the near-debt-free balance sheet and high credit rating</w:t>
+            </w:r>
+          </w:p>
+        </w:tc>
+        <w:tc>
+          <w:tcPr>
+            <w:tcW w:type="dxa" w:w="2400"/>
+          </w:tcPr>
+          <w:p>
+            <w:r>
+              <w:rPr>
+                <w:b w:val="false"/>
+                <w:bCs w:val="false"/>
+                <w:sz w:val="18"/>
+                <w:szCs w:val="18"/>
+              </w:rPr>
+              <w:t xml:space="preserve">borrowings ~Rs 24 Cr (Mar-26) from ~Rs 129 Cr (Mar-15); gearing 0.09x; CARE A+(Stable)/A1+ reaffirmed Mar-2026</w:t>
+            </w:r>
+          </w:p>
+        </w:tc>
+        <w:tc>
+          <w:tcPr>
+            <w:tcW w:type="dxa" w:w="900"/>
+          </w:tcPr>
+          <w:p>
+            <w:r>
+              <w:rPr>
+                <w:b w:val="false"/>
+                <w:bCs w:val="false"/>
+                <w:sz w:val="18"/>
+                <w:szCs w:val="18"/>
+              </w:rPr>
+              <w:t xml:space="preserve">12M</w:t>
+            </w:r>
+          </w:p>
+        </w:tc>
+        <w:tc>
+          <w:tcPr>
+            <w:tcW w:type="dxa" w:w="1200"/>
+          </w:tcPr>
+          <w:p>
+            <w:r>
+              <w:rPr>
+                <w:b w:val="false"/>
+                <w:bCs w:val="false"/>
+                <w:sz w:val="18"/>
+                <w:szCs w:val="18"/>
+              </w:rPr>
+              <w:t xml:space="preserve">financial</w:t>
+            </w:r>
+          </w:p>
+        </w:tc>
+        <w:tc>
+          <w:tcPr>
+            <w:tcW w:type="dxa" w:w="800"/>
+          </w:tcPr>
+          <w:p>
+            <w:r>
+              <w:rPr>
+                <w:b w:val="false"/>
+                <w:bCs w:val="false"/>
+                <w:sz w:val="18"/>
+                <w:szCs w:val="18"/>
+              </w:rPr>
+              <w:t xml:space="preserve"/>
+            </w:r>
+          </w:p>
+        </w:tc>
+      </w:tr>
+    </w:tbl>
+    <w:p>
+      <w:pPr>
+        <w:spacing w:after="60" w:before="120"/>
+      </w:pPr>
+      <w:r>
+        <w:rPr>
+          <w:b/>
+          <w:bCs/>
+          <w:sz w:val="20"/>
+          <w:szCs w:val="20"/>
+        </w:rPr>
+        <w:t xml:space="preserve">Earnings chain: </w:t>
+      </w:r>
+      <w:r>
+        <w:rPr>
+          <w:b w:val="false"/>
+          <w:bCs w:val="false"/>
+          <w:sz w:val="20"/>
+          <w:szCs w:val="20"/>
+        </w:rPr>
+        <w:t xml:space="preserve">industrial + EV-2W after-market belt demand</w:t>
+      </w:r>
+      <w:r>
+        <w:rPr>
+          <w:color w:val="666666"/>
+          <w:sz w:val="20"/>
+          <w:szCs w:val="20"/>
+        </w:rPr>
+        <w:t xml:space="preserve"> → </w:t>
+      </w:r>
+      <w:r>
+        <w:rPr>
+          <w:b w:val="false"/>
+          <w:bCs w:val="false"/>
+          <w:sz w:val="20"/>
+          <w:szCs w:val="20"/>
+        </w:rPr>
+        <w:t xml:space="preserve">export volume (~50% of revenue, 200+ channel partners/100+ countries)</w:t>
+      </w:r>
+      <w:r>
+        <w:rPr>
+          <w:color w:val="666666"/>
+          <w:sz w:val="20"/>
+          <w:szCs w:val="20"/>
+        </w:rPr>
+        <w:t xml:space="preserve"> → </w:t>
+      </w:r>
+      <w:r>
+        <w:rPr>
+          <w:b w:val="false"/>
+          <w:bCs w:val="false"/>
+          <w:sz w:val="20"/>
+          <w:szCs w:val="20"/>
+        </w:rPr>
+        <w:t xml:space="preserve">revenue growth (weak, ~8-9% 5yr CAGR)</w:t>
+      </w:r>
+      <w:r>
+        <w:rPr>
+          <w:color w:val="666666"/>
+          <w:sz w:val="20"/>
+          <w:szCs w:val="20"/>
+        </w:rPr>
+        <w:t xml:space="preserve"> → </w:t>
+      </w:r>
+      <w:r>
+        <w:rPr>
+          <w:b w:val="false"/>
+          <w:bCs w:val="false"/>
+          <w:sz w:val="20"/>
+          <w:szCs w:val="20"/>
+        </w:rPr>
+        <w:t xml:space="preserve">EBITDA margin (volatile, ~16-31%)</w:t>
+      </w:r>
+      <w:r>
+        <w:rPr>
+          <w:color w:val="666666"/>
+          <w:sz w:val="20"/>
+          <w:szCs w:val="20"/>
+        </w:rPr>
+        <w:t xml:space="preserve"> → </w:t>
+      </w:r>
+      <w:r>
+        <w:rPr>
+          <w:b w:val="false"/>
+          <w:bCs w:val="false"/>
+          <w:sz w:val="20"/>
+          <w:szCs w:val="20"/>
+        </w:rPr>
+        <w:t xml:space="preserve">core PAT</w:t>
+      </w:r>
+      <w:r>
+        <w:rPr>
+          <w:color w:val="666666"/>
+          <w:sz w:val="20"/>
+          <w:szCs w:val="20"/>
+        </w:rPr>
+        <w:t xml:space="preserve"> → </w:t>
+      </w:r>
+      <w:r>
+        <w:rPr>
+          <w:b w:val="false"/>
+          <w:bCs w:val="false"/>
+          <w:sz w:val="20"/>
+          <w:szCs w:val="20"/>
+        </w:rPr>
+        <w:t xml:space="preserve">non-operating investment/fair-value gains (recently large, unverified quantum)</w:t>
+      </w:r>
+      <w:r>
+        <w:rPr>
+          <w:color w:val="666666"/>
+          <w:sz w:val="20"/>
+          <w:szCs w:val="20"/>
+        </w:rPr>
+        <w:t xml:space="preserve"> → </w:t>
+      </w:r>
+      <w:r>
+        <w:rPr>
+          <w:b w:val="false"/>
+          <w:bCs w:val="false"/>
+          <w:sz w:val="20"/>
+          <w:szCs w:val="20"/>
+        </w:rPr>
+        <w:t xml:space="preserve">reported PAT</w:t>
+      </w:r>
+    </w:p>
+    <w:p>
+      <w:pPr>
+        <w:spacing w:after="120"/>
+      </w:pPr>
+      <w:r>
+        <w:rPr>
+          <w:color w:val="666666"/>
+          <w:sz w:val="18"/>
+          <w:szCs w:val="18"/>
+        </w:rPr>
+        <w:t xml:space="preserve">Bottleneck link: revenue growth - the ~8-9% 5yr CAGR is the structural constraint, not margin or balance sheet.</w:t>
+      </w:r>
+    </w:p>
+    <w:p>
+      <w:pPr>
+        <w:spacing w:after="120"/>
+      </w:pPr>
+      <w:r>
+        <w:rPr>
+          <w:color w:val="666666"/>
+          <w:sz w:val="18"/>
+          <w:szCs w:val="18"/>
+        </w:rPr>
+        <w:t xml:space="preserve">Operating leverage: unclear - Q4 FY26 showed negative operating leverage (EBITDA -8% on +5% revenue) and Q1 FY27's profit beat is largely non-operating, so there is no evidence yet of the EV catalyst driving genuine operating leverage</w:t>
+      </w:r>
+    </w:p>
+    <w:p>
+      <w:pPr>
+        <w:spacing w:after="120"/>
+      </w:pPr>
+      <w:r>
+        <w:rPr>
+          <w:color w:val="666666"/>
+          <w:sz w:val="18"/>
+          <w:szCs w:val="18"/>
+        </w:rPr>
+        <w:t xml:space="preserve">Evidenced: export volume (~50% of revenue, 200+ channel partners/100+ countries); revenue growth (weak, ~8-9% 5yr CAGR). Still assumed: industrial + EV-2W after-market belt demand; EBITDA margin (volatile, ~16-31%); core PAT.</w:t>
       </w:r>
     </w:p>
     <w:p>
@@ -302,7 +1422,7 @@
           </w:tcPr>
           <w:p>
             <w:r>
-              <w:t xml:space="preserve">2026-09-10</w:t>
+              <w:t xml:space="preserve">2026-09-18</w:t>
             </w:r>
           </w:p>
         </w:tc>
@@ -329,7 +1449,7 @@
           </w:tcPr>
           <w:p>
             <w:r>
-              <w:t xml:space="preserve">Rs 1746 · 18x P/E</w:t>
+              <w:t xml:space="preserve">Rs 1730 · 20.3x P/E</w:t>
             </w:r>
           </w:p>
         </w:tc>
@@ -383,7 +1503,7 @@
           </w:tcPr>
           <w:p>
             <w:r>
-              <w:t xml:space="preserve">~18x trailing on a debt-free ~22% ROCE niche belt exporter prices in a return to low-teens earnings growth; the 5-yr revenue CAGR has been only ~9% and Q4 FY26 printed EBITDA -8% / PAT -11% YoY, so the EV two-wheeler after-market belt catalyst has to actually move the topline to justify even this modest multiple</w:t>
+              <w:t xml:space="preserve">~20x trailing on a near-debt-free ~20% ROCE belt exporter with an ~8-9% 5yr revenue CAGR already prices in more growth than the EV-belt catalyst has demonstrated; the Q1 FY27 profit beat is substantially non-operating and does not change the underlying growth math</w:t>
             </w:r>
           </w:p>
         </w:tc>
@@ -410,7 +1530,7 @@
           </w:tcPr>
           <w:p>
             <w:r>
-              <w:t xml:space="preserve">revenue ~Rs 640-680 Cr (+5-12%), OPM ~22-24%, PAT ~Rs 130-150 Cr</w:t>
+              <w:t xml:space="preserve">revenue roughly flat-to-high-single-digit growth absent a confirmed EV order; core EBITDA margin likely normalising back toward 22-26% off the Q4 FY26 dip; reported PAT likely stays volatile given the recent non-operating gains/losses swings</w:t>
             </w:r>
           </w:p>
         </w:tc>
@@ -437,7 +1557,7 @@
           </w:tcPr>
           <w:p>
             <w:r>
-              <w:t xml:space="preserve">revenue ~Rs 720-800 Cr if the EV-belt after-market scales, PAT ~Rs 150-175 Cr</w:t>
+              <w:t xml:space="preserve">the EV-belt after-market could become a real growth lever if OEM orders materialise and are disclosed, but nothing dated/confirmed exists yet</w:t>
             </w:r>
           </w:p>
         </w:tc>
@@ -545,7 +1665,7 @@
           </w:tcPr>
           <w:p>
             <w:r>
-              <w:t xml:space="preserve">18x on a high-ROCE but slow-growing (~9% 5-yr CAGR) belt exporter whose most recent quarter decelerated (EBITDA -8%, PAT -11% YoY). The EV two-wheeler after-market belt opportunity is real optionality not yet visible in reported revenue; recurring management-transparency complaints add a discount.</w:t>
+              <w:t xml:space="preserve">20x trailing already prices in more growth than the confirmed EV catalyst can currently support; the Q1 FY27 headline beat is substantially non-operating and doesn't change the underlying ~8-9% growth trajectory; recurring management-transparency complaints add a further discount</w:t>
             </w:r>
           </w:p>
         </w:tc>
@@ -572,7 +1692,7 @@
           </w:tcPr>
           <w:p>
             <w:r>
-              <w:t xml:space="preserve">weak</w:t>
+              <w:t xml:space="preserve">none</w:t>
             </w:r>
           </w:p>
         </w:tc>
@@ -595,6 +1715,35 @@
     </w:p>
     <w:p>
       <w:pPr>
+        <w:spacing w:after="120" w:before="120"/>
+      </w:pPr>
+      <w:r>
+        <w:rPr>
+          <w:b/>
+          <w:bCs/>
+          <w:sz w:val="20"/>
+          <w:szCs w:val="20"/>
+        </w:rPr>
+        <w:t xml:space="preserve">Catalyst: </w:t>
+      </w:r>
+      <w:r>
+        <w:rPr>
+          <w:sz w:val="20"/>
+          <w:szCs w:val="20"/>
+        </w:rPr>
+        <w:t xml:space="preserve">A dated, disclosed EV two-wheeler OEM order (Ola/Ather or others) actually materialising; a subsequent quarter showing core EBITDA/PAT recovering on an operating basis (not investment gains)</w:t>
+      </w:r>
+      <w:r>
+        <w:rPr>
+          <w:color w:val="666666"/>
+          <w:sz w:val="18"/>
+          <w:szCs w:val="18"/>
+        </w:rPr>
+        <w:t xml:space="preserve"> (window ~9M from 2026-09-18; undated; evidence low; pending)</w:t>
+      </w:r>
+    </w:p>
+    <w:p>
+      <w:pPr>
         <w:pStyle w:val="Heading1"/>
         <w:spacing w:after="120" w:before="280"/>
       </w:pPr>
@@ -628,7 +1777,7 @@
           <w:sz w:val="20"/>
           <w:szCs w:val="20"/>
         </w:rPr>
-        <w:t xml:space="preserve">Quality metrics (ROCE · debt · FCF · margin · capex):</w:t>
+        <w:t xml:space="preserve">Value chain &amp; supply side:</w:t>
       </w:r>
     </w:p>
     <w:tbl>
@@ -659,178 +1808,130 @@
                 <w:b/>
                 <w:bCs/>
               </w:rPr>
-              <w:t xml:space="preserve">Assessment</w:t>
-            </w:r>
-          </w:p>
-        </w:tc>
-        <w:tc>
-          <w:tcPr>
-            <w:tcW w:type="dxa" w:w="5800"/>
-          </w:tcPr>
-          <w:p>
-            <w:r>
-              <w:t xml:space="preserve">positive</w:t>
-            </w:r>
-          </w:p>
-        </w:tc>
-      </w:tr>
-      <w:tr>
-        <w:tc>
-          <w:tcPr>
-            <w:tcW w:type="dxa" w:w="3200"/>
-            <w:shd w:fill="F2F2F2" w:val="clear"/>
-          </w:tcPr>
-          <w:p>
-            <w:r>
-              <w:rPr>
-                <w:b/>
-                <w:bCs/>
-              </w:rPr>
-              <w:t xml:space="preserve">ROCE</w:t>
-            </w:r>
-          </w:p>
-        </w:tc>
-        <w:tc>
-          <w:tcPr>
-            <w:tcW w:type="dxa" w:w="5800"/>
-          </w:tcPr>
-          <w:p>
-            <w:r>
-              <w:t xml:space="preserve">22% (stable)</w:t>
-            </w:r>
-          </w:p>
-        </w:tc>
-      </w:tr>
-      <w:tr>
-        <w:tc>
-          <w:tcPr>
-            <w:tcW w:type="dxa" w:w="3200"/>
-            <w:shd w:fill="F2F2F2" w:val="clear"/>
-          </w:tcPr>
-          <w:p>
-            <w:r>
-              <w:rPr>
-                <w:b/>
-                <w:bCs/>
-              </w:rPr>
-              <w:t xml:space="preserve">Leverage</w:t>
-            </w:r>
-          </w:p>
-        </w:tc>
-        <w:tc>
-          <w:tcPr>
-            <w:tcW w:type="dxa" w:w="5800"/>
-          </w:tcPr>
-          <w:p>
-            <w:r>
-              <w:t xml:space="preserve">Net debt/EBITDA -0.3x</w:t>
-            </w:r>
-          </w:p>
-        </w:tc>
-      </w:tr>
-      <w:tr>
-        <w:tc>
-          <w:tcPr>
-            <w:tcW w:type="dxa" w:w="3200"/>
-            <w:shd w:fill="F2F2F2" w:val="clear"/>
-          </w:tcPr>
-          <w:p>
-            <w:r>
-              <w:rPr>
-                <w:b/>
-                <w:bCs/>
-              </w:rPr>
-              <w:t xml:space="preserve">FCF conversion</w:t>
-            </w:r>
-          </w:p>
-        </w:tc>
-        <w:tc>
-          <w:tcPr>
-            <w:tcW w:type="dxa" w:w="5800"/>
-          </w:tcPr>
-          <w:p>
-            <w:r>
-              <w:t xml:space="preserve">60%</w:t>
-            </w:r>
-          </w:p>
-        </w:tc>
-      </w:tr>
-      <w:tr>
-        <w:tc>
-          <w:tcPr>
-            <w:tcW w:type="dxa" w:w="3200"/>
-            <w:shd w:fill="F2F2F2" w:val="clear"/>
-          </w:tcPr>
-          <w:p>
-            <w:r>
-              <w:rPr>
-                <w:b/>
-                <w:bCs/>
-              </w:rPr>
-              <w:t xml:space="preserve">Margin trend</w:t>
-            </w:r>
-          </w:p>
-        </w:tc>
-        <w:tc>
-          <w:tcPr>
-            <w:tcW w:type="dxa" w:w="5800"/>
-          </w:tcPr>
-          <w:p>
-            <w:r>
-              <w:t xml:space="preserve">stable</w:t>
-            </w:r>
-          </w:p>
-        </w:tc>
-      </w:tr>
-      <w:tr>
-        <w:tc>
-          <w:tcPr>
-            <w:tcW w:type="dxa" w:w="3200"/>
-            <w:shd w:fill="F2F2F2" w:val="clear"/>
-          </w:tcPr>
-          <w:p>
-            <w:r>
-              <w:rPr>
-                <w:b/>
-                <w:bCs/>
-              </w:rPr>
-              <w:t xml:space="preserve">Capex efficiency</w:t>
-            </w:r>
-          </w:p>
-        </w:tc>
-        <w:tc>
-          <w:tcPr>
-            <w:tcW w:type="dxa" w:w="5800"/>
-          </w:tcPr>
-          <w:p>
-            <w:r>
-              <w:t xml:space="preserve">productive</w:t>
+              <w:t xml:space="preserve">Theme</w:t>
+            </w:r>
+          </w:p>
+        </w:tc>
+        <w:tc>
+          <w:tcPr>
+            <w:tcW w:type="dxa" w:w="5800"/>
+          </w:tcPr>
+          <w:p>
+            <w:r>
+              <w:t xml:space="preserve">industrial + EV-2W after-market rubber transmission belts</w:t>
+            </w:r>
+          </w:p>
+        </w:tc>
+      </w:tr>
+      <w:tr>
+        <w:tc>
+          <w:tcPr>
+            <w:tcW w:type="dxa" w:w="3200"/>
+            <w:shd w:fill="F2F2F2" w:val="clear"/>
+          </w:tcPr>
+          <w:p>
+            <w:r>
+              <w:rPr>
+                <w:b/>
+                <w:bCs/>
+              </w:rPr>
+              <w:t xml:space="preserve">This company's position</w:t>
+            </w:r>
+          </w:p>
+        </w:tc>
+        <w:tc>
+          <w:tcPr>
+            <w:tcW w:type="dxa" w:w="5800"/>
+          </w:tcPr>
+          <w:p>
+            <w:r>
+              <w:t xml:space="preserve">niche global (top-7) V-belt/timing-belt exporter, ~50% export revenue via 200+ channel partners in 100+ countries</w:t>
+            </w:r>
+          </w:p>
+        </w:tc>
+      </w:tr>
+      <w:tr>
+        <w:tc>
+          <w:tcPr>
+            <w:tcW w:type="dxa" w:w="3200"/>
+            <w:shd w:fill="F2F2F2" w:val="clear"/>
+          </w:tcPr>
+          <w:p>
+            <w:r>
+              <w:rPr>
+                <w:b/>
+                <w:bCs/>
+              </w:rPr>
+              <w:t xml:space="preserve">Bottleneck node (pricing power)</w:t>
+            </w:r>
+          </w:p>
+        </w:tc>
+        <w:tc>
+          <w:tcPr>
+            <w:tcW w:type="dxa" w:w="5800"/>
+          </w:tcPr>
+          <w:p>
+            <w:r>
+              <w:t xml:space="preserve">converting the EV-2W belt-drive tailwind into confirmed, disclosed OEM/after-market orders</w:t>
+            </w:r>
+          </w:p>
+        </w:tc>
+      </w:tr>
+      <w:tr>
+        <w:tc>
+          <w:tcPr>
+            <w:tcW w:type="dxa" w:w="3200"/>
+            <w:shd w:fill="F2F2F2" w:val="clear"/>
+          </w:tcPr>
+          <w:p>
+            <w:r>
+              <w:rPr>
+                <w:b/>
+                <w:bCs/>
+              </w:rPr>
+              <w:t xml:space="preserve">Supply-side status</w:t>
+            </w:r>
+          </w:p>
+        </w:tc>
+        <w:tc>
+          <w:tcPr>
+            <w:tcW w:type="dxa" w:w="5800"/>
+          </w:tcPr>
+          <w:p>
+            <w:r>
+              <w:t xml:space="preserve">balanced</w:t>
+            </w:r>
+          </w:p>
+        </w:tc>
+      </w:tr>
+      <w:tr>
+        <w:tc>
+          <w:tcPr>
+            <w:tcW w:type="dxa" w:w="3200"/>
+            <w:shd w:fill="F2F2F2" w:val="clear"/>
+          </w:tcPr>
+          <w:p>
+            <w:r>
+              <w:rPr>
+                <w:b/>
+                <w:bCs/>
+              </w:rPr>
+              <w:t xml:space="preserve">Adjacent-node peers</w:t>
+            </w:r>
+          </w:p>
+        </w:tc>
+        <w:tc>
+          <w:tcPr>
+            <w:tcW w:type="dxa" w:w="5800"/>
+          </w:tcPr>
+          <w:p>
+            <w:r>
+              <w:t xml:space="preserve">Fenner India, Gates Industries (global), Continental (global belts), Bando (global)</w:t>
             </w:r>
           </w:p>
         </w:tc>
       </w:tr>
     </w:tbl>
-    <w:p>
-      <w:pPr>
-        <w:spacing w:after="60" w:before="120"/>
-      </w:pPr>
-      <w:r>
-        <w:rPr>
-          <w:b/>
-          <w:bCs/>
-          <w:sz w:val="20"/>
-          <w:szCs w:val="20"/>
-        </w:rPr>
-        <w:t xml:space="preserve">Track record (Coffee Can persistence check): </w:t>
-      </w:r>
-      <w:r>
-        <w:rPr>
-          <w:sz w:val="20"/>
-          <w:szCs w:val="20"/>
-        </w:rPr>
-        <w:t xml:space="preserve">cleared revenue growth ≥10% AND ROCE ≥15% in 4 of the last 8 years (consistency_score 50)</w:t>
-      </w:r>
-    </w:p>
     <w:p>
       <w:pPr>
         <w:spacing w:after="120"/>
@@ -841,6 +1942,533 @@
           <w:sz w:val="18"/>
           <w:szCs w:val="18"/>
         </w:rPr>
+        <w:t xml:space="preserve">Distribution scale (200+ partners/100+ countries) is real but the category itself is fairly commoditized industrial rubber; pricing power shows up in ROCE but not yet in revenue growth.</w:t>
+      </w:r>
+    </w:p>
+    <w:p>
+      <w:pPr>
+        <w:spacing w:after="60" w:before="120"/>
+      </w:pPr>
+      <w:r>
+        <w:rPr>
+          <w:b/>
+          <w:bCs/>
+          <w:sz w:val="20"/>
+          <w:szCs w:val="20"/>
+        </w:rPr>
+        <w:t xml:space="preserve">Earnings quality: </w:t>
+      </w:r>
+      <w:r>
+        <w:rPr>
+          <w:sz w:val="20"/>
+          <w:szCs w:val="20"/>
+        </w:rPr>
+        <w:t xml:space="preserve">margin driver mixed</w:t>
+      </w:r>
+      <w:r>
+        <w:rPr>
+          <w:b/>
+          <w:bCs/>
+          <w:color w:val="A32020"/>
+          <w:sz w:val="20"/>
+          <w:szCs w:val="20"/>
+        </w:rPr>
+        <w:t xml:space="preserve"/>
+      </w:r>
+    </w:p>
+    <w:p>
+      <w:pPr>
+        <w:spacing w:after="120"/>
+      </w:pPr>
+      <w:r>
+        <w:rPr>
+          <w:color w:val="666666"/>
+          <w:sz w:val="18"/>
+          <w:szCs w:val="18"/>
+        </w:rPr>
+        <w:t xml:space="preserve">Drivers: core industrial belt volume/pricing (cyclical); EV-2W after-market optionality (not yet material); non-operating investment/fair-value marks (large and volatile per Q1 FY27).</w:t>
+      </w:r>
+    </w:p>
+    <w:p>
+      <w:pPr>
+        <w:spacing w:after="120"/>
+      </w:pPr>
+      <w:r>
+        <w:rPr>
+          <w:color w:val="666666"/>
+          <w:sz w:val="18"/>
+          <w:szCs w:val="18"/>
+        </w:rPr>
+        <w:t xml:space="preserve">Margin has been volatile (~16-31% quarter to quarter); FY25 full-year PBILD margin (28.72%) sits on the higher side of the historical range, but the most recently confirmed operating quarter (Q4 FY26) came in at the low end (~16%). Current earnings are not at a peak-margin risk - if anything the reported operating margin is depressed, with the Q1 FY27 PAT beat coming from non-operating items rather than margin expansion.</w:t>
+      </w:r>
+    </w:p>
+    <w:p>
+      <w:pPr>
+        <w:spacing w:after="60" w:before="120"/>
+      </w:pPr>
+      <w:r>
+        <w:rPr>
+          <w:b/>
+          <w:bCs/>
+          <w:sz w:val="20"/>
+          <w:szCs w:val="20"/>
+        </w:rPr>
+        <w:t xml:space="preserve">Growth trajectory: </w:t>
+      </w:r>
+      <w:r>
+        <w:rPr>
+          <w:b/>
+          <w:bCs/>
+          <w:color w:val="A32020"/>
+          <w:sz w:val="20"/>
+          <w:szCs w:val="20"/>
+        </w:rPr>
+        <w:t xml:space="preserve">YoY growth rate is decelerating</w:t>
+      </w:r>
+    </w:p>
+    <w:p>
+      <w:pPr>
+        <w:spacing w:after="120"/>
+      </w:pPr>
+      <w:r>
+        <w:rPr>
+          <w:color w:val="666666"/>
+          <w:sz w:val="18"/>
+          <w:szCs w:val="18"/>
+        </w:rPr>
+        <w:t xml:space="preserve">5yr revenue CAGR is a weak ~8-9%; the most recently confirmed operating quarter (Q4 FY26) showed a real deceleration - sales +5% YoY but EBITDA -8% and PAT -11% YoY. Q1 FY27's headline PAT surge (+91% YoY) is distorted by non-operating investment/fair-value gains and does not confirm a core reacceleration; core (ex-other-income) growth for Q1 FY27 could not be independently verified this pass.</w:t>
+      </w:r>
+    </w:p>
+    <w:p>
+      <w:pPr>
+        <w:spacing w:after="120"/>
+      </w:pPr>
+      <w:r>
+        <w:rPr>
+          <w:color w:val="666666"/>
+          <w:sz w:val="18"/>
+          <w:szCs w:val="18"/>
+        </w:rPr>
+        <w:t xml:space="preserve">Reverse P/E: ~20x trailing on an ~8-9% 5yr revenue CAGR and a just-confirmed core-earnings deceleration is already pricing in more growth (implicitly the EV-belt catalyst) than has been demonstrated in reported segment numbers.</w:t>
+      </w:r>
+    </w:p>
+    <w:p>
+      <w:pPr>
+        <w:spacing w:after="120"/>
+      </w:pPr>
+      <w:r>
+        <w:rPr>
+          <w:b/>
+          <w:bCs/>
+          <w:sz w:val="20"/>
+          <w:szCs w:val="20"/>
+        </w:rPr>
+        <w:t xml:space="preserve">Management quality (TVGP's "P"):</w:t>
+      </w:r>
+    </w:p>
+    <w:tbl>
+      <w:tblPr>
+        <w:tblW w:type="dxa" w:w="9000"/>
+        <w:tblBorders>
+          <w:top w:val="single" w:color="auto" w:sz="4"/>
+          <w:left w:val="single" w:color="auto" w:sz="4"/>
+          <w:bottom w:val="single" w:color="auto" w:sz="4"/>
+          <w:right w:val="single" w:color="auto" w:sz="4"/>
+          <w:insideH w:val="single" w:color="auto" w:sz="4"/>
+          <w:insideV w:val="single" w:color="auto" w:sz="4"/>
+        </w:tblBorders>
+      </w:tblPr>
+      <w:tblGrid>
+        <w:gridCol w:w="3200"/>
+        <w:gridCol w:w="5800"/>
+      </w:tblGrid>
+      <w:tr>
+        <w:tc>
+          <w:tcPr>
+            <w:tcW w:type="dxa" w:w="3200"/>
+            <w:shd w:fill="F2F2F2" w:val="clear"/>
+          </w:tcPr>
+          <w:p>
+            <w:r>
+              <w:rPr>
+                <w:b/>
+                <w:bCs/>
+              </w:rPr>
+              <w:t xml:space="preserve">Assessment</w:t>
+            </w:r>
+          </w:p>
+        </w:tc>
+        <w:tc>
+          <w:tcPr>
+            <w:tcW w:type="dxa" w:w="5800"/>
+          </w:tcPr>
+          <w:p>
+            <w:r>
+              <w:t xml:space="preserve">concern</w:t>
+            </w:r>
+          </w:p>
+        </w:tc>
+      </w:tr>
+      <w:tr>
+        <w:tc>
+          <w:tcPr>
+            <w:tcW w:type="dxa" w:w="3200"/>
+            <w:shd w:fill="F2F2F2" w:val="clear"/>
+          </w:tcPr>
+          <w:p>
+            <w:r>
+              <w:rPr>
+                <w:b/>
+                <w:bCs/>
+              </w:rPr>
+              <w:t xml:space="preserve">Capital allocation</w:t>
+            </w:r>
+          </w:p>
+        </w:tc>
+        <w:tc>
+          <w:tcPr>
+            <w:tcW w:type="dxa" w:w="5800"/>
+          </w:tcPr>
+          <w:p>
+            <w:r>
+              <w:t xml:space="preserve">Conservative - modest maintenance capex (~Rs 15-20 Cr/yr) plus a one-off ~Rs 30 Cr solar plant (FY26); debt reduced to near-zero (~Rs 24 Cr, gearing 0.09x). No major disclosed reinvestment into the EV-belt opportunity despite citing it as a growth driver since Jan 2025. (disciplined)</w:t>
+            </w:r>
+          </w:p>
+        </w:tc>
+      </w:tr>
+      <w:tr>
+        <w:tc>
+          <w:tcPr>
+            <w:tcW w:type="dxa" w:w="3200"/>
+            <w:shd w:fill="F2F2F2" w:val="clear"/>
+          </w:tcPr>
+          <w:p>
+            <w:r>
+              <w:rPr>
+                <w:b/>
+                <w:bCs/>
+              </w:rPr>
+              <w:t xml:space="preserve">Related-party trend</w:t>
+            </w:r>
+          </w:p>
+        </w:tc>
+        <w:tc>
+          <w:tcPr>
+            <w:tcW w:type="dxa" w:w="5800"/>
+          </w:tcPr>
+          <w:p>
+            <w:r>
+              <w:t xml:space="preserve">unclear</w:t>
+            </w:r>
+          </w:p>
+        </w:tc>
+      </w:tr>
+      <w:tr>
+        <w:tc>
+          <w:tcPr>
+            <w:tcW w:type="dxa" w:w="3200"/>
+            <w:shd w:fill="F2F2F2" w:val="clear"/>
+          </w:tcPr>
+          <w:p>
+            <w:r>
+              <w:rPr>
+                <w:b/>
+                <w:bCs/>
+              </w:rPr>
+              <w:t xml:space="preserve">Guidance credibility</w:t>
+            </w:r>
+          </w:p>
+        </w:tc>
+        <w:tc>
+          <w:tcPr>
+            <w:tcW w:type="dxa" w:w="5800"/>
+          </w:tcPr>
+          <w:p>
+            <w:r>
+              <w:t xml:space="preserve">no-track-record</w:t>
+            </w:r>
+          </w:p>
+        </w:tc>
+      </w:tr>
+      <w:tr>
+        <w:tc>
+          <w:tcPr>
+            <w:tcW w:type="dxa" w:w="3200"/>
+            <w:shd w:fill="F2F2F2" w:val="clear"/>
+          </w:tcPr>
+          <w:p>
+            <w:r>
+              <w:rPr>
+                <w:b/>
+                <w:bCs/>
+              </w:rPr>
+              <w:t xml:space="preserve">Shareholder returns</w:t>
+            </w:r>
+          </w:p>
+        </w:tc>
+        <w:tc>
+          <w:tcPr>
+            <w:tcW w:type="dxa" w:w="5800"/>
+          </w:tcPr>
+          <w:p>
+            <w:r>
+              <w:t xml:space="preserve">consistent</w:t>
+            </w:r>
+          </w:p>
+        </w:tc>
+      </w:tr>
+      <w:tr>
+        <w:tc>
+          <w:tcPr>
+            <w:tcW w:type="dxa" w:w="3200"/>
+            <w:shd w:fill="F2F2F2" w:val="clear"/>
+          </w:tcPr>
+          <w:p>
+            <w:r>
+              <w:rPr>
+                <w:b/>
+                <w:bCs/>
+              </w:rPr>
+              <w:t xml:space="preserve">Capability ladder / VAP</w:t>
+            </w:r>
+          </w:p>
+        </w:tc>
+        <w:tc>
+          <w:tcPr>
+            <w:tcW w:type="dxa" w:w="5800"/>
+          </w:tcPr>
+          <w:p>
+            <w:r>
+              <w:t xml:space="preserve">—</w:t>
+            </w:r>
+          </w:p>
+        </w:tc>
+      </w:tr>
+    </w:tbl>
+    <w:p>
+      <w:pPr>
+        <w:spacing w:after="120"/>
+      </w:pPr>
+      <w:r>
+        <w:rPr>
+          <w:b/>
+          <w:bCs/>
+          <w:sz w:val="20"/>
+          <w:szCs w:val="20"/>
+        </w:rPr>
+        <w:t xml:space="preserve">Quality metrics (ROCE · debt · FCF · margin · capex):</w:t>
+      </w:r>
+    </w:p>
+    <w:tbl>
+      <w:tblPr>
+        <w:tblW w:type="dxa" w:w="9000"/>
+        <w:tblBorders>
+          <w:top w:val="single" w:color="auto" w:sz="4"/>
+          <w:left w:val="single" w:color="auto" w:sz="4"/>
+          <w:bottom w:val="single" w:color="auto" w:sz="4"/>
+          <w:right w:val="single" w:color="auto" w:sz="4"/>
+          <w:insideH w:val="single" w:color="auto" w:sz="4"/>
+          <w:insideV w:val="single" w:color="auto" w:sz="4"/>
+        </w:tblBorders>
+      </w:tblPr>
+      <w:tblGrid>
+        <w:gridCol w:w="3200"/>
+        <w:gridCol w:w="5800"/>
+      </w:tblGrid>
+      <w:tr>
+        <w:tc>
+          <w:tcPr>
+            <w:tcW w:type="dxa" w:w="3200"/>
+            <w:shd w:fill="F2F2F2" w:val="clear"/>
+          </w:tcPr>
+          <w:p>
+            <w:r>
+              <w:rPr>
+                <w:b/>
+                <w:bCs/>
+              </w:rPr>
+              <w:t xml:space="preserve">Assessment</w:t>
+            </w:r>
+          </w:p>
+        </w:tc>
+        <w:tc>
+          <w:tcPr>
+            <w:tcW w:type="dxa" w:w="5800"/>
+          </w:tcPr>
+          <w:p>
+            <w:r>
+              <w:t xml:space="preserve">neutral</w:t>
+            </w:r>
+          </w:p>
+        </w:tc>
+      </w:tr>
+      <w:tr>
+        <w:tc>
+          <w:tcPr>
+            <w:tcW w:type="dxa" w:w="3200"/>
+            <w:shd w:fill="F2F2F2" w:val="clear"/>
+          </w:tcPr>
+          <w:p>
+            <w:r>
+              <w:rPr>
+                <w:b/>
+                <w:bCs/>
+              </w:rPr>
+              <w:t xml:space="preserve">ROCE</w:t>
+            </w:r>
+          </w:p>
+        </w:tc>
+        <w:tc>
+          <w:tcPr>
+            <w:tcW w:type="dxa" w:w="5800"/>
+          </w:tcPr>
+          <w:p>
+            <w:r>
+              <w:t xml:space="preserve">20.4% (stable)</w:t>
+            </w:r>
+          </w:p>
+        </w:tc>
+      </w:tr>
+      <w:tr>
+        <w:tc>
+          <w:tcPr>
+            <w:tcW w:type="dxa" w:w="3200"/>
+            <w:shd w:fill="F2F2F2" w:val="clear"/>
+          </w:tcPr>
+          <w:p>
+            <w:r>
+              <w:rPr>
+                <w:b/>
+                <w:bCs/>
+              </w:rPr>
+              <w:t xml:space="preserve">Leverage</w:t>
+            </w:r>
+          </w:p>
+        </w:tc>
+        <w:tc>
+          <w:tcPr>
+            <w:tcW w:type="dxa" w:w="5800"/>
+          </w:tcPr>
+          <w:p>
+            <w:r>
+              <w:t xml:space="preserve">Net debt/EBITDA -0.3x</w:t>
+            </w:r>
+          </w:p>
+        </w:tc>
+      </w:tr>
+      <w:tr>
+        <w:tc>
+          <w:tcPr>
+            <w:tcW w:type="dxa" w:w="3200"/>
+            <w:shd w:fill="F2F2F2" w:val="clear"/>
+          </w:tcPr>
+          <w:p>
+            <w:r>
+              <w:rPr>
+                <w:b/>
+                <w:bCs/>
+              </w:rPr>
+              <w:t xml:space="preserve">FCF conversion</w:t>
+            </w:r>
+          </w:p>
+        </w:tc>
+        <w:tc>
+          <w:tcPr>
+            <w:tcW w:type="dxa" w:w="5800"/>
+          </w:tcPr>
+          <w:p>
+            <w:r>
+              <w:t xml:space="preserve">60%</w:t>
+            </w:r>
+          </w:p>
+        </w:tc>
+      </w:tr>
+      <w:tr>
+        <w:tc>
+          <w:tcPr>
+            <w:tcW w:type="dxa" w:w="3200"/>
+            <w:shd w:fill="F2F2F2" w:val="clear"/>
+          </w:tcPr>
+          <w:p>
+            <w:r>
+              <w:rPr>
+                <w:b/>
+                <w:bCs/>
+              </w:rPr>
+              <w:t xml:space="preserve">Margin trend</w:t>
+            </w:r>
+          </w:p>
+        </w:tc>
+        <w:tc>
+          <w:tcPr>
+            <w:tcW w:type="dxa" w:w="5800"/>
+          </w:tcPr>
+          <w:p>
+            <w:r>
+              <w:t xml:space="preserve">unclear</w:t>
+            </w:r>
+          </w:p>
+        </w:tc>
+      </w:tr>
+      <w:tr>
+        <w:tc>
+          <w:tcPr>
+            <w:tcW w:type="dxa" w:w="3200"/>
+            <w:shd w:fill="F2F2F2" w:val="clear"/>
+          </w:tcPr>
+          <w:p>
+            <w:r>
+              <w:rPr>
+                <w:b/>
+                <w:bCs/>
+              </w:rPr>
+              <w:t xml:space="preserve">Capex efficiency</w:t>
+            </w:r>
+          </w:p>
+        </w:tc>
+        <w:tc>
+          <w:tcPr>
+            <w:tcW w:type="dxa" w:w="5800"/>
+          </w:tcPr>
+          <w:p>
+            <w:r>
+              <w:t xml:space="preserve">neutral</w:t>
+            </w:r>
+          </w:p>
+        </w:tc>
+      </w:tr>
+    </w:tbl>
+    <w:p>
+      <w:pPr>
+        <w:spacing w:after="60" w:before="120"/>
+      </w:pPr>
+      <w:r>
+        <w:rPr>
+          <w:b/>
+          <w:bCs/>
+          <w:sz w:val="20"/>
+          <w:szCs w:val="20"/>
+        </w:rPr>
+        <w:t xml:space="preserve">Track record (Coffee Can persistence check): </w:t>
+      </w:r>
+      <w:r>
+        <w:rPr>
+          <w:sz w:val="20"/>
+          <w:szCs w:val="20"/>
+        </w:rPr>
+        <w:t xml:space="preserve">cleared revenue growth ≥10% AND ROCE ≥15% in 4 of the last 8 years (consistency_score 50)</w:t>
+      </w:r>
+    </w:p>
+    <w:p>
+      <w:pPr>
+        <w:spacing w:after="120"/>
+      </w:pPr>
+      <w:r>
+        <w:rPr>
+          <w:color w:val="666666"/>
+          <w:sz w:val="18"/>
+          <w:szCs w:val="18"/>
+        </w:rPr>
         <w:t xml:space="preserve">FY19-FY26 screener consolidated. Both revenue growth &gt;=10% AND ROCE &gt;=15% in the same FY: FY19, FY21, FY22, FY25. ROCE has been consistently strong (19-27% since FY21), so the binding fail is revenue growth - the 5-yr sales CAGR is only ~9% and FY20 (+3%), FY23 (+8%), FY24 (+1%) and FY26 (+5%) all missed the growth bar.</w:t>
       </w:r>
     </w:p>
@@ -850,62 +2478,7 @@
         <w:spacing w:after="120" w:before="280"/>
       </w:pPr>
       <w:r>
-        <w:t xml:space="preserve">Technical Read (Weekly / Monthly MACD + Bollinger Bands, or RSI/CCI/Williams %R proxy)</w:t>
-      </w:r>
-    </w:p>
-    <w:p>
-      <w:pPr>
-        <w:spacing w:after="120"/>
-      </w:pPr>
-      <w:r>
-        <w:t xml:space="preserve">Not pulled this pass.</w:t>
-      </w:r>
-    </w:p>
-    <w:p>
-      <w:pPr>
-        <w:pStyle w:val="Heading1"/>
-        <w:spacing w:after="120" w:before="280"/>
-      </w:pPr>
-      <w:r>
-        <w:t xml:space="preserve">ValuePickr Community Signal</w:t>
-      </w:r>
-    </w:p>
-    <w:p>
-      <w:pPr>
-        <w:spacing w:after="120"/>
-      </w:pPr>
-      <w:r>
-        <w:t xml:space="preserve">Read the most recent 50 of 311 posts (Dec 2022-Aug 2026, no escalation needed). A genuine EV two-wheeler catalyst emerged in the community discussion from Jan 2025 (after-market belts for Ola/Ather EVs, priced ~Rs 3,500 each) alongside broader 2W-EV belt-drive adoption tailwinds (HDFC Securities report cited, Apr 2025). But management-transparency complaints recur throughout (no remote AGM access, sparse investor communication, no AGM notes shared for two consecutive years by mid-2025), and the most recent quarter reported (May 2026) showed a real earnings deceleration.</w:t>
-      </w:r>
-    </w:p>
-    <w:p>
-      <w:pPr>
-        <w:spacing w:after="120"/>
-      </w:pPr>
-      <w:r>
-        <w:rPr>
-          <w:b/>
-          <w:bCs/>
-          <w:sz w:val="20"/>
-          <w:szCs w:val="20"/>
-        </w:rPr>
-        <w:t xml:space="preserve">High-conviction call from a top contributor: </w:t>
-      </w:r>
-      <w:r>
-        <w:rPr>
-          <w:sz w:val="20"/>
-          <w:szCs w:val="20"/>
-        </w:rPr>
-        <w:t xml:space="preserve">akash8844 (trusted, elevated) was actively tracking, posting a bullish note in Nov 2024 (love=12) but flagging the Q4FY26 earnings weakness directly in May 2026 (love=14: 'sales up 5% YoY, but EBITDA down 8% and PAT down 11%'). Amnesiac (trusted, elevated) exited in Feb 2026 ('booked profits and moved on') after struggling to get management transparency (AGM notes).</w:t>
-      </w:r>
-    </w:p>
-    <w:p>
-      <w:pPr>
-        <w:pStyle w:val="Heading1"/>
-        <w:spacing w:after="120" w:before="280"/>
-      </w:pPr>
-      <w:r>
-        <w:t xml:space="preserve">Trusted-User Signals (Ongoing)</w:t>
+        <w:t xml:space="preserve">Fundamentals-Gap Checks (shareholding · working capital · sector KPIs · scenario analysis)</w:t>
       </w:r>
     </w:p>
     <w:p>
@@ -920,12 +2493,12 @@
           <w:sz w:val="18"/>
           <w:szCs w:val="18"/>
         </w:rPr>
-        <w:t xml:space="preserve">Every time a trusted user expresses clear conviction on this stock, most recent first — this section accumulates over time, it isn't a one-time snapshot.</w:t>
-      </w:r>
-    </w:p>
-    <w:p>
-      <w:pPr>
-        <w:spacing w:after="100"/>
+        <w:t xml:space="preserve">Extra fundamentals extracted from the same filings — informational only, not yet consumed by any scoring script.</w:t>
+      </w:r>
+    </w:p>
+    <w:p>
+      <w:pPr>
+        <w:spacing w:after="120"/>
       </w:pPr>
       <w:r>
         <w:rPr>
@@ -934,8 +2507,255 @@
           <w:sz w:val="20"/>
           <w:szCs w:val="20"/>
         </w:rPr>
-        <w:t xml:space="preserve">2026-05-23 — akash8844</w:t>
-      </w:r>
+        <w:t xml:space="preserve">Shareholding pattern:</w:t>
+      </w:r>
+    </w:p>
+    <w:tbl>
+      <w:tblPr>
+        <w:tblW w:type="dxa" w:w="9000"/>
+        <w:tblBorders>
+          <w:top w:val="single" w:color="auto" w:sz="4"/>
+          <w:left w:val="single" w:color="auto" w:sz="4"/>
+          <w:bottom w:val="single" w:color="auto" w:sz="4"/>
+          <w:right w:val="single" w:color="auto" w:sz="4"/>
+          <w:insideH w:val="single" w:color="auto" w:sz="4"/>
+          <w:insideV w:val="single" w:color="auto" w:sz="4"/>
+        </w:tblBorders>
+      </w:tblPr>
+      <w:tblGrid>
+        <w:gridCol w:w="3200"/>
+        <w:gridCol w:w="5800"/>
+      </w:tblGrid>
+      <w:tr>
+        <w:tc>
+          <w:tcPr>
+            <w:tcW w:type="dxa" w:w="3200"/>
+            <w:shd w:fill="F2F2F2" w:val="clear"/>
+          </w:tcPr>
+          <w:p>
+            <w:r>
+              <w:rPr>
+                <w:b/>
+                <w:bCs/>
+              </w:rPr>
+              <w:t xml:space="preserve">Promoter %</w:t>
+            </w:r>
+          </w:p>
+        </w:tc>
+        <w:tc>
+          <w:tcPr>
+            <w:tcW w:type="dxa" w:w="5800"/>
+          </w:tcPr>
+          <w:p>
+            <w:r>
+              <w:t xml:space="preserve">62.06% (stable)</w:t>
+            </w:r>
+          </w:p>
+        </w:tc>
+      </w:tr>
+      <w:tr>
+        <w:tc>
+          <w:tcPr>
+            <w:tcW w:type="dxa" w:w="3200"/>
+            <w:shd w:fill="F2F2F2" w:val="clear"/>
+          </w:tcPr>
+          <w:p>
+            <w:r>
+              <w:rPr>
+                <w:b/>
+                <w:bCs/>
+              </w:rPr>
+              <w:t xml:space="preserve">Pledge %</w:t>
+            </w:r>
+          </w:p>
+        </w:tc>
+        <w:tc>
+          <w:tcPr>
+            <w:tcW w:type="dxa" w:w="5800"/>
+          </w:tcPr>
+          <w:p>
+            <w:r>
+              <w:t xml:space="preserve">0% (stable)</w:t>
+            </w:r>
+          </w:p>
+        </w:tc>
+      </w:tr>
+      <w:tr>
+        <w:tc>
+          <w:tcPr>
+            <w:tcW w:type="dxa" w:w="3200"/>
+            <w:shd w:fill="F2F2F2" w:val="clear"/>
+          </w:tcPr>
+          <w:p>
+            <w:r>
+              <w:rPr>
+                <w:b/>
+                <w:bCs/>
+              </w:rPr>
+              <w:t xml:space="preserve">FII/DII %</w:t>
+            </w:r>
+          </w:p>
+        </w:tc>
+        <w:tc>
+          <w:tcPr>
+            <w:tcW w:type="dxa" w:w="5800"/>
+          </w:tcPr>
+          <w:p>
+            <w:r>
+              <w:t xml:space="preserve">3.31% (unclear)</w:t>
+            </w:r>
+          </w:p>
+        </w:tc>
+      </w:tr>
+      <w:tr>
+        <w:tc>
+          <w:tcPr>
+            <w:tcW w:type="dxa" w:w="3200"/>
+            <w:shd w:fill="F2F2F2" w:val="clear"/>
+          </w:tcPr>
+          <w:p>
+            <w:r>
+              <w:rPr>
+                <w:b/>
+                <w:bCs/>
+              </w:rPr>
+              <w:t xml:space="preserve">Quarters checked</w:t>
+            </w:r>
+          </w:p>
+        </w:tc>
+        <w:tc>
+          <w:tcPr>
+            <w:tcW w:type="dxa" w:w="5800"/>
+          </w:tcPr>
+          <w:p>
+            <w:r>
+              <w:t xml:space="preserve">Mar-24, Mar-25, Mar-26, Jun-26</w:t>
+            </w:r>
+          </w:p>
+        </w:tc>
+      </w:tr>
+    </w:tbl>
+    <w:p>
+      <w:pPr>
+        <w:spacing w:after="120"/>
+      </w:pPr>
+      <w:r>
+        <w:rPr>
+          <w:color w:val="666666"/>
+          <w:sz w:val="18"/>
+          <w:szCs w:val="18"/>
+        </w:rPr>
+        <w:t xml:space="preserve">Promoter holding stable at 61.8-62.1% with zero pledge across FY24-Q1FY27 - a genuine governance positive that stands in contrast to the persistent AGM-transparency complaints; no concurrent pledge-rising/holding-falling pattern.</w:t>
+      </w:r>
+    </w:p>
+    <w:p>
+      <w:pPr>
+        <w:spacing w:after="120"/>
+      </w:pPr>
+      <w:r>
+        <w:rPr>
+          <w:b/>
+          <w:bCs/>
+          <w:sz w:val="20"/>
+          <w:szCs w:val="20"/>
+        </w:rPr>
+        <w:t xml:space="preserve">Sector KPIs:</w:t>
+      </w:r>
+    </w:p>
+    <w:p>
+      <w:pPr>
+        <w:pStyle w:val="ListParagraph"/>
+        <w:numPr>
+          <w:ilvl w:val="0"/>
+          <w:numId w:val="1"/>
+        </w:numPr>
+        <w:spacing w:after="60"/>
+      </w:pPr>
+      <w:r>
+        <w:t xml:space="preserve">Export share of revenue: ~50%, via 200+ channel partners in 100+ countries (stable)</w:t>
+      </w:r>
+    </w:p>
+    <w:p>
+      <w:pPr>
+        <w:pStyle w:val="ListParagraph"/>
+        <w:numPr>
+          <w:ilvl w:val="0"/>
+          <w:numId w:val="1"/>
+        </w:numPr>
+        <w:spacing w:after="60"/>
+      </w:pPr>
+      <w:r>
+        <w:t xml:space="preserve">Non-fund-based limit utilisation (CARE): ~40% average (stable) — fund-based working-capital borrowing utilisation nil for 12 months - reflects the near-debt-free balance sheet</w:t>
+      </w:r>
+    </w:p>
+    <w:p>
+      <w:pPr>
+        <w:pStyle w:val="Heading1"/>
+        <w:spacing w:after="120" w:before="280"/>
+      </w:pPr>
+      <w:r>
+        <w:t xml:space="preserve">Technical Read (Weekly / Monthly MACD + Bollinger Bands, or RSI/CCI/Williams %R proxy)</w:t>
+      </w:r>
+    </w:p>
+    <w:p>
+      <w:pPr>
+        <w:spacing w:after="120"/>
+      </w:pPr>
+      <w:r>
+        <w:t xml:space="preserve">Not pulled this pass.</w:t>
+      </w:r>
+    </w:p>
+    <w:p>
+      <w:pPr>
+        <w:pStyle w:val="Heading1"/>
+        <w:spacing w:after="120" w:before="280"/>
+      </w:pPr>
+      <w:r>
+        <w:t xml:space="preserve">ValuePickr Community Signal</w:t>
+      </w:r>
+    </w:p>
+    <w:p>
+      <w:pPr>
+        <w:spacing w:after="120"/>
+      </w:pPr>
+      <w:r>
+        <w:t xml:space="preserve">Read the most recent 50 of 311 posts (Dec 2022-Aug 2026, no escalation needed). A genuine EV two-wheeler catalyst emerged in the community discussion from Jan 2025 (after-market belts for Ola/Ather EVs, priced ~Rs 3,500 each) alongside broader 2W-EV belt-drive adoption tailwinds (HDFC Securities report cited, Apr 2025). But management-transparency complaints recur throughout (no remote AGM access, sparse investor communication, no AGM notes shared for two consecutive years by mid-2025), and the most recent quarter reported (May 2026) showed a real earnings deceleration.</w:t>
+      </w:r>
+    </w:p>
+    <w:p>
+      <w:pPr>
+        <w:spacing w:after="120"/>
+      </w:pPr>
+      <w:r>
+        <w:rPr>
+          <w:b/>
+          <w:bCs/>
+          <w:sz w:val="20"/>
+          <w:szCs w:val="20"/>
+        </w:rPr>
+        <w:t xml:space="preserve">High-conviction call from a top contributor: </w:t>
+      </w:r>
+      <w:r>
+        <w:rPr>
+          <w:sz w:val="20"/>
+          <w:szCs w:val="20"/>
+        </w:rPr>
+        <w:t xml:space="preserve">akash8844 (trusted, elevated) was actively tracking, posting a bullish note in Nov 2024 (love=12) but flagging the Q4FY26 earnings weakness directly in May 2026 (love=14: 'sales up 5% YoY, but EBITDA down 8% and PAT down 11%'). Amnesiac (trusted, elevated) exited in Feb 2026 ('booked profits and moved on') after struggling to get management transparency (AGM notes).</w:t>
+      </w:r>
+    </w:p>
+    <w:p>
+      <w:pPr>
+        <w:pStyle w:val="Heading1"/>
+        <w:spacing w:after="120" w:before="280"/>
+      </w:pPr>
+      <w:r>
+        <w:t xml:space="preserve">Trusted-User Signals (Ongoing)</w:t>
+      </w:r>
+    </w:p>
+    <w:p>
+      <w:pPr>
+        <w:spacing w:after="120"/>
+      </w:pPr>
       <w:r>
         <w:rPr>
           <w:i/>
@@ -944,15 +2764,7 @@
           <w:sz w:val="18"/>
           <w:szCs w:val="18"/>
         </w:rPr>
-        <w:t xml:space="preserve"> (Pix Transmission - low profile smallcap company)</w:t>
-      </w:r>
-      <w:r>
-        <w:rPr>
-          <w:sz w:val="20"/>
-          <w:szCs w:val="20"/>
-        </w:rPr>
-        <w:br/>
-        <w:t xml:space="preserve">: post #352: flagged Q4FY26 results as weak on a close read (sales +5% YoY but EBITDA -8%, PAT -11% YoY) despite the EV two-wheeler narrative remaining intact.</w:t>
+        <w:t xml:space="preserve">Every time a trusted user expresses clear conviction on this stock, most recent first — this section accumulates over time, it isn't a one-time snapshot.</w:t>
       </w:r>
     </w:p>
     <w:p>
@@ -966,7 +2778,7 @@
           <w:sz w:val="20"/>
           <w:szCs w:val="20"/>
         </w:rPr>
-        <w:t xml:space="preserve">2026-02-10 — Amnesiac</w:t>
+        <w:t xml:space="preserve">2026-05-23 — akash8844</w:t>
       </w:r>
       <w:r>
         <w:rPr>
@@ -984,6 +2796,38 @@
           <w:szCs w:val="20"/>
         </w:rPr>
         <w:br/>
+        <w:t xml:space="preserve">: post #352: flagged Q4FY26 results as weak on a close read (sales +5% YoY but EBITDA -8%, PAT -11% YoY) despite the EV two-wheeler narrative remaining intact.</w:t>
+      </w:r>
+    </w:p>
+    <w:p>
+      <w:pPr>
+        <w:spacing w:after="100"/>
+      </w:pPr>
+      <w:r>
+        <w:rPr>
+          <w:b/>
+          <w:bCs/>
+          <w:sz w:val="20"/>
+          <w:szCs w:val="20"/>
+        </w:rPr>
+        <w:t xml:space="preserve">2026-02-10 — Amnesiac</w:t>
+      </w:r>
+      <w:r>
+        <w:rPr>
+          <w:i/>
+          <w:iCs/>
+          <w:color w:val="666666"/>
+          <w:sz w:val="18"/>
+          <w:szCs w:val="18"/>
+        </w:rPr>
+        <w:t xml:space="preserve"> (Pix Transmission - low profile smallcap company)</w:t>
+      </w:r>
+      <w:r>
+        <w:rPr>
+          <w:sz w:val="20"/>
+          <w:szCs w:val="20"/>
+        </w:rPr>
+        <w:br/>
         <w:t xml:space="preserve">: post #351: 'No luck [getting AGM notes]. I booked profits and moved on.' -- an exit driven by management-transparency frustration.</w:t>
       </w:r>
     </w:p>
@@ -1023,33 +2867,46 @@
         <w:spacing w:after="60"/>
       </w:pPr>
       <w:r>
-        <w:t xml:space="preserve">Genuine, real (not just narrative) EV two-wheeler after-market belt opportunity (Ola/Ather), with broader industry tailwinds toward belt-drive 2W-EVs</w:t>
-      </w:r>
-    </w:p>
-    <w:p>
-      <w:pPr>
-        <w:pStyle w:val="ListParagraph"/>
-        <w:numPr>
-          <w:ilvl w:val="0"/>
-          <w:numId w:val="1"/>
-        </w:numPr>
-        <w:spacing w:after="60"/>
-      </w:pPr>
-      <w:r>
-        <w:t xml:space="preserve">Strong ROCE (26.9%) and a debt-reduced balance sheet</w:t>
-      </w:r>
-    </w:p>
-    <w:p>
-      <w:pPr>
-        <w:pStyle w:val="ListParagraph"/>
-        <w:numPr>
-          <w:ilvl w:val="0"/>
-          <w:numId w:val="1"/>
-        </w:numPr>
-        <w:spacing w:after="60"/>
-      </w:pPr>
-      <w:r>
-        <w:t xml:space="preserve">Small-cap size (Rs 2,474 Cr) does not by itself preclude a multibagger outcome if the EV catalyst scales</w:t>
+        <w:t xml:space="preserve">Genuine, real (not just narrative) EV two-wheeler after-market belt opportunity (Ola/Ather) exists at an industry level (HDFC Securities tailwind report), though no dated, company-confirmed OEM order was found independently this pass</w:t>
+      </w:r>
+    </w:p>
+    <w:p>
+      <w:pPr>
+        <w:pStyle w:val="ListParagraph"/>
+        <w:numPr>
+          <w:ilvl w:val="0"/>
+          <w:numId w:val="1"/>
+        </w:numPr>
+        <w:spacing w:after="60"/>
+      </w:pPr>
+      <w:r>
+        <w:t xml:space="preserve">Strong ROCE (~20.4%) and a genuinely near-debt-free balance sheet - gearing 0.09x, CARE reaffirmed A+(Stable)/A1+ in Mar-2026, zero pledge</w:t>
+      </w:r>
+    </w:p>
+    <w:p>
+      <w:pPr>
+        <w:pStyle w:val="ListParagraph"/>
+        <w:numPr>
+          <w:ilvl w:val="0"/>
+          <w:numId w:val="1"/>
+        </w:numPr>
+        <w:spacing w:after="60"/>
+      </w:pPr>
+      <w:r>
+        <w:t xml:space="preserve">Export franchise is real: ~50% of revenue via 200+ channel partners across 100+ countries - a distribution scale advantage most small-cap industrial peers lack</w:t>
+      </w:r>
+    </w:p>
+    <w:p>
+      <w:pPr>
+        <w:pStyle w:val="ListParagraph"/>
+        <w:numPr>
+          <w:ilvl w:val="0"/>
+          <w:numId w:val="1"/>
+        </w:numPr>
+        <w:spacing w:after="60"/>
+      </w:pPr>
+      <w:r>
+        <w:t xml:space="preserve">Small-cap size (~Rs 2,360 Cr) does not by itself preclude a multibagger outcome if the EV catalyst scales and is eventually disclosed</w:t>
       </w:r>
     </w:p>
     <w:p>
@@ -1071,46 +2928,46 @@
         <w:spacing w:after="60"/>
       </w:pPr>
       <w:r>
-        <w:t xml:space="preserve">Most recent quarter (Q4FY26) showed a real deceleration -- EBITDA -8%, PAT -11% YoY -- flagged directly by a trusted tracker</w:t>
-      </w:r>
-    </w:p>
-    <w:p>
-      <w:pPr>
-        <w:pStyle w:val="ListParagraph"/>
-        <w:numPr>
-          <w:ilvl w:val="0"/>
-          <w:numId w:val="1"/>
-        </w:numPr>
-        <w:spacing w:after="60"/>
-      </w:pPr>
-      <w:r>
-        <w:t xml:space="preserve">5-year revenue growth (8.9%) has been genuinely weak; most of the stock's re-rating has been multiple expansion, not fundamentals, per the community's own analysis</w:t>
-      </w:r>
-    </w:p>
-    <w:p>
-      <w:pPr>
-        <w:pStyle w:val="ListParagraph"/>
-        <w:numPr>
-          <w:ilvl w:val="0"/>
-          <w:numId w:val="1"/>
-        </w:numPr>
-        <w:spacing w:after="60"/>
-      </w:pPr>
-      <w:r>
-        <w:t xml:space="preserve">Persistent management-transparency complaints (no remote AGM, no shared AGM notes for 2+ years) are a real governance/communication weakness</w:t>
-      </w:r>
-    </w:p>
-    <w:p>
-      <w:pPr>
-        <w:pStyle w:val="ListParagraph"/>
-        <w:numPr>
-          <w:ilvl w:val="0"/>
-          <w:numId w:val="1"/>
-        </w:numPr>
-        <w:spacing w:after="60"/>
-      </w:pPr>
-      <w:r>
-        <w:t xml:space="preserve">A trusted tracker has already exited specifically citing this opacity</w:t>
+        <w:t xml:space="preserve">The Q1 FY27 headline 91% profit jump is substantially a non-operating investment/fair-value gain, not a core-business recovery - this reinforces rather than resolves the Q4 FY26 core-earnings weakness (EBITDA -8%, PAT -11% YoY) a trusted tracker already flagged</w:t>
+      </w:r>
+    </w:p>
+    <w:p>
+      <w:pPr>
+        <w:pStyle w:val="ListParagraph"/>
+        <w:numPr>
+          <w:ilvl w:val="0"/>
+          <w:numId w:val="1"/>
+        </w:numPr>
+        <w:spacing w:after="60"/>
+      </w:pPr>
+      <w:r>
+        <w:t xml:space="preserve">No EV-OEM (Ola/Ather) order could be independently corroborated in this pass - the catalyst remains a community-sourced narrative, not yet a disclosed, dated commercial commitment</w:t>
+      </w:r>
+    </w:p>
+    <w:p>
+      <w:pPr>
+        <w:pStyle w:val="ListParagraph"/>
+        <w:numPr>
+          <w:ilvl w:val="0"/>
+          <w:numId w:val="1"/>
+        </w:numPr>
+        <w:spacing w:after="60"/>
+      </w:pPr>
+      <w:r>
+        <w:t xml:space="preserve">5-year revenue growth (~8-9%) has been genuinely weak; most of the stock's re-rating has been multiple expansion, not fundamentals, per the community's own analysis - and the stock now trades ~20x trailing, above its own history</w:t>
+      </w:r>
+    </w:p>
+    <w:p>
+      <w:pPr>
+        <w:pStyle w:val="ListParagraph"/>
+        <w:numPr>
+          <w:ilvl w:val="0"/>
+          <w:numId w:val="1"/>
+        </w:numPr>
+        <w:spacing w:after="60"/>
+      </w:pPr>
+      <w:r>
+        <w:t xml:space="preserve">Persistent management-transparency complaints (no remote AGM, no shared AGM notes for 2+ years) are a real governance/communication weakness; a trusted tracker has already exited specifically citing this opacity</w:t>
       </w:r>
     </w:p>
     <w:p>
@@ -1131,7 +2988,7 @@
           <w:b/>
           <w:bCs/>
         </w:rPr>
-        <w:t xml:space="preserve">Small-cap (~Rs 2,474 Cr)</w:t>
+        <w:t xml:space="preserve">Small-cap (~Rs 2,360 Cr)</w:t>
       </w:r>
     </w:p>
     <w:p>
@@ -1182,7 +3039,7 @@
           <w:sz w:val="20"/>
           <w:szCs w:val="20"/>
         </w:rPr>
-        <w:t xml:space="preserve">Verdict explicit: 'EV two-wheeler after-market opportunity is genuine, not hype' (tailwind=yes); but Q4FY26 declining EBITDA/PAT and a trusted user's opacity-driven exit undercut moat; no tam/valuation detail.</w:t>
+        <w:t xml:space="preserve">tailwind yes (EV two-wheeler after-market belt opportunity is a genuine industry-level driver, per an independent HDFC Securities tailwind report), but tam weak (niche after-market segment, unconfirmed scale for Pix specifically), moat weak (distribution scale - 50% export, 200+ channel partners in 100+ countries - is real but the category is fairly commoditized industrial rubber with limited pricing power, and Q4 FY26's EBITDA/PAT decline plus the Q1 FY27 non-operating-gains-driven beat undercut the moat read), valuation weak (~20x trailing on an ~8-9% 5yr revenue CAGR with a just-confirmed core-earnings deceleration already prices in more than has been demonstrated). Score 2.5 -&gt; 'neither' per the decision table, no written exception taken given the fresh earnings-quality caution.</w:t>
       </w:r>
     </w:p>
     <w:p>
@@ -1205,46 +3062,59 @@
           <w:sz w:val="24"/>
           <w:szCs w:val="24"/>
         </w:rPr>
-        <w:t xml:space="preserve">A real EV-belt catalyst exists, but the most recent quarter weakened and a trusted tracker already exited over management opacity -- not the right entry point</w:t>
-      </w:r>
-    </w:p>
-    <w:p>
-      <w:pPr>
-        <w:pStyle w:val="ListParagraph"/>
-        <w:numPr>
-          <w:ilvl w:val="0"/>
-          <w:numId w:val="1"/>
-        </w:numPr>
-        <w:spacing w:after="60"/>
-      </w:pPr>
-      <w:r>
-        <w:t xml:space="preserve">The EV two-wheeler after-market opportunity is genuine, not hype, but the most recent quarter (Q4FY26) actively contradicts the growth narrative with declining EBITDA/PAT</w:t>
-      </w:r>
-    </w:p>
-    <w:p>
-      <w:pPr>
-        <w:pStyle w:val="ListParagraph"/>
-        <w:numPr>
-          <w:ilvl w:val="0"/>
-          <w:numId w:val="1"/>
-        </w:numPr>
-        <w:spacing w:after="60"/>
-      </w:pPr>
-      <w:r>
-        <w:t xml:space="preserve">No formal red flag, but weak recent-quarter momentum plus a trusted user's opacity-driven exit is enough negative signal to filter out this pass</w:t>
-      </w:r>
-    </w:p>
-    <w:p>
-      <w:pPr>
-        <w:pStyle w:val="ListParagraph"/>
-        <w:numPr>
-          <w:ilvl w:val="0"/>
-          <w:numId w:val="1"/>
-        </w:numPr>
-        <w:spacing w:after="60"/>
-      </w:pPr>
-      <w:r>
-        <w:t xml:space="preserve">Worth revisiting if a subsequent quarter shows the EV catalyst actually moving the topline, and if management communication improves</w:t>
+        <w:t xml:space="preserve">A real EV-belt catalyst exists at the industry level, but it remains unconfirmed for Pix specifically, and the Q1 FY27 profit 'beat' is substantially non-operating gains masking continued core-earnings weakness - still not the right entry point</w:t>
+      </w:r>
+    </w:p>
+    <w:p>
+      <w:pPr>
+        <w:pStyle w:val="ListParagraph"/>
+        <w:numPr>
+          <w:ilvl w:val="0"/>
+          <w:numId w:val="1"/>
+        </w:numPr>
+        <w:spacing w:after="60"/>
+      </w:pPr>
+      <w:r>
+        <w:t xml:space="preserve">The EV two-wheeler after-market opportunity is a genuine industry tailwind, but no dated, company-level order could be independently confirmed this pass, and the most recently confirmed operating quarter (Q4 FY26) actively contradicted the growth narrative with declining EBITDA/PAT</w:t>
+      </w:r>
+    </w:p>
+    <w:p>
+      <w:pPr>
+        <w:pStyle w:val="ListParagraph"/>
+        <w:numPr>
+          <w:ilvl w:val="0"/>
+          <w:numId w:val="1"/>
+        </w:numPr>
+        <w:spacing w:after="60"/>
+      </w:pPr>
+      <w:r>
+        <w:t xml:space="preserve">The Q1 FY27 headline 91% PAT jump does not change this picture - multiple sources attribute the bulk of it to non-operating investment/fair-value gains, not a core-margin recovery, so this is a low-quality print rather than a turnaround signal</w:t>
+      </w:r>
+    </w:p>
+    <w:p>
+      <w:pPr>
+        <w:pStyle w:val="ListParagraph"/>
+        <w:numPr>
+          <w:ilvl w:val="0"/>
+          <w:numId w:val="1"/>
+        </w:numPr>
+        <w:spacing w:after="60"/>
+      </w:pPr>
+      <w:r>
+        <w:t xml:space="preserve">No formal red flag - promoter holding is stable at ~62% with zero pledge, and the balance sheet/credit profile (CARE A+/A1+, gearing 0.09x) is genuinely strong - but weak core-earnings momentum, an unconfirmed catalyst, and a trusted user's opacity-driven exit are enough negative signal to filter out this pass</w:t>
+      </w:r>
+    </w:p>
+    <w:p>
+      <w:pPr>
+        <w:pStyle w:val="ListParagraph"/>
+        <w:numPr>
+          <w:ilvl w:val="0"/>
+          <w:numId w:val="1"/>
+        </w:numPr>
+        <w:spacing w:after="60"/>
+      </w:pPr>
+      <w:r>
+        <w:t xml:space="preserve">Worth revisiting if a subsequent quarter shows core (ex-other-income) EBITDA/PAT actually recovering, if a dated EV-OEM order is disclosed, or if management communication improves</w:t>
       </w:r>
     </w:p>
     <w:p>

--- a/projects/valuepickr-open-screen/docs/Pix Transmissions Ltd.docx
+++ b/projects/valuepickr-open-screen/docs/Pix Transmissions Ltd.docx
@@ -3133,6 +3133,171 @@
           <w:szCs w:val="18"/>
         </w:rPr>
         <w:t xml:space="preserve">This is independent research and analysis for informational purposes only, not personalized financial or investment advice. Past multi-bagger performance and forum/social sentiment are not indicators of future returns. Do your own due diligence before investing.</w:t>
+      </w:r>
+    </w:p>
+    <w:p/>
+    <w:p>
+      <w:r>
+        <w:rPr>
+          <w:b/>
+          <w:sz w:val="28"/>
+        </w:rPr>
+        <w:t>🔄 RESEARCH UPDATE - 2026-10-05</w:t>
+      </w:r>
+    </w:p>
+    <w:p>
+      <w:r>
+        <w:rPr>
+          <w:b/>
+        </w:rPr>
+        <w:t>📊 Key Metrics:</w:t>
+      </w:r>
+    </w:p>
+    <w:p>
+      <w:pPr>
+        <w:ind w:left="360"/>
+      </w:pPr>
+      <w:r>
+        <w:t xml:space="preserve">  • Company: Pix Transmissions Ltd</w:t>
+      </w:r>
+    </w:p>
+    <w:p>
+      <w:pPr>
+        <w:ind w:left="360"/>
+      </w:pPr>
+      <w:r>
+        <w:t xml:space="preserve">  • Conviction: Low-Medium</w:t>
+      </w:r>
+    </w:p>
+    <w:p>
+      <w:pPr>
+        <w:ind w:left="360"/>
+      </w:pPr>
+      <w:r>
+        <w:t xml:space="preserve">  • Thesis: neither</w:t>
+      </w:r>
+    </w:p>
+    <w:p>
+      <w:pPr>
+        <w:ind w:left="360"/>
+      </w:pPr>
+      <w:r>
+        <w:t xml:space="preserve">  • 4-Box Score: 2.5</w:t>
+      </w:r>
+    </w:p>
+    <w:p>
+      <w:pPr>
+        <w:ind w:left="360"/>
+      </w:pPr>
+      <w:r>
+        <w:t xml:space="preserve">  • Research Date: 2026-09-18</w:t>
+      </w:r>
+    </w:p>
+    <w:p>
+      <w:pPr>
+        <w:ind w:left="360"/>
+      </w:pPr>
+      <w:r>
+        <w:t xml:space="preserve">  • Red Flag: None</w:t>
+      </w:r>
+    </w:p>
+    <w:p/>
+    <w:p>
+      <w:r>
+        <w:rPr>
+          <w:b/>
+        </w:rPr>
+        <w:t>📝 Verdict:</w:t>
+      </w:r>
+    </w:p>
+    <w:p>
+      <w:pPr>
+        <w:ind w:left="360"/>
+      </w:pPr>
+      <w:r>
+        <w:t>A real EV-belt catalyst exists at the industry level, but it remains unconfirmed for Pix specifically, and the Q1 FY27 profit 'beat' is substantially non-operating gains masking continued core-earnings weakness - still not the right entry point</w:t>
+      </w:r>
+    </w:p>
+    <w:p/>
+    <w:p>
+      <w:r>
+        <w:rPr>
+          <w:b/>
+        </w:rPr>
+        <w:t>📈 Bull Case:</w:t>
+      </w:r>
+    </w:p>
+    <w:p>
+      <w:pPr>
+        <w:ind w:left="360"/>
+      </w:pPr>
+      <w:r>
+        <w:t>Genuine, real (not just narrative) EV two-wheeler after-market belt opportunity (Ola/Ather) exists at an industry level (HDFC Securities tailwind report), though no dated, company-confirmed OEM order was found independently this pass</w:t>
+      </w:r>
+    </w:p>
+    <w:p>
+      <w:pPr>
+        <w:ind w:left="360"/>
+      </w:pPr>
+      <w:r>
+        <w:t>Strong ROCE (~20.4%) and a genuinely near-debt-free balance sheet - gearing 0.09x, CARE reaffirmed A+(Stable)/A1+ in Mar-2026, zero pledge</w:t>
+      </w:r>
+    </w:p>
+    <w:p>
+      <w:pPr>
+        <w:ind w:left="360"/>
+      </w:pPr>
+      <w:r>
+        <w:t>Export franchise is real: ~50% of revenue via 200+ channel partners across 100+ countries - a distribution scale advantage most small-cap industrial peers lack</w:t>
+      </w:r>
+    </w:p>
+    <w:p>
+      <w:pPr>
+        <w:ind w:left="360"/>
+      </w:pPr>
+      <w:r>
+        <w:t>Small-cap size (~Rs 2,360 Cr) does not by itself preclude a multibagger outcome if the EV catalyst scales and is eventually disclosed</w:t>
+      </w:r>
+    </w:p>
+    <w:p/>
+    <w:p>
+      <w:r>
+        <w:rPr>
+          <w:b/>
+        </w:rPr>
+        <w:t>📉 Bear Case:</w:t>
+      </w:r>
+    </w:p>
+    <w:p>
+      <w:pPr>
+        <w:ind w:left="360"/>
+      </w:pPr>
+      <w:r>
+        <w:t>The Q1 FY27 headline 91% profit jump is substantially a non-operating investment/fair-value gain, not a core-business recovery - this reinforces rather than resolves the Q4 FY26 core-earnings weakness (EBITDA -8%, PAT -11% YoY) a trusted tracker already flagged</w:t>
+      </w:r>
+    </w:p>
+    <w:p>
+      <w:pPr>
+        <w:ind w:left="360"/>
+      </w:pPr>
+      <w:r>
+        <w:t>No EV-OEM (Ola/Ather) order could be independently corroborated in this pass - the catalyst remains a community-sourced narrative, not yet a disclosed, dated commercial commitment</w:t>
+      </w:r>
+    </w:p>
+    <w:p>
+      <w:pPr>
+        <w:ind w:left="360"/>
+      </w:pPr>
+      <w:r>
+        <w:t>5-year revenue growth (~8-9%) has been genuinely weak; most of the stock's re-rating has been multiple expansion, not fundamentals, per the community's own analysis - and the stock now trades ~20x trailing, above its own history</w:t>
+      </w:r>
+    </w:p>
+    <w:p>
+      <w:pPr>
+        <w:ind w:left="360"/>
+      </w:pPr>
+      <w:r>
+        <w:t>Persistent management-transparency complaints (no remote AGM, no shared AGM notes for 2+ years) are a real governance/communication weakness; a trusted tracker has already exited specifically citing this opacity</w:t>
       </w:r>
     </w:p>
     <w:sectPr>
